--- a/CECEC2026_programme.docx
+++ b/CECEC2026_programme.docx
@@ -1,6 +1,6 @@
 
 <file path=word/document.xml><?xml version="1.0" encoding="utf-8"?>
-<w:document xmlns:wpc="http://schemas.microsoft.com/office/word/2010/wordprocessingCanvas" xmlns:cx="http://schemas.microsoft.com/office/drawing/2014/chartex" xmlns:cx1="http://schemas.microsoft.com/office/drawing/2015/9/8/chartex" xmlns:cx2="http://schemas.microsoft.com/office/drawing/2015/10/21/chartex" xmlns:cx3="http://schemas.microsoft.com/office/drawing/2016/5/9/chartex" xmlns:cx4="http://schemas.microsoft.com/office/drawing/2016/5/10/chartex" xmlns:cx5="http://schemas.microsoft.com/office/drawing/2016/5/11/chartex" xmlns:cx6="http://schemas.microsoft.com/office/drawing/2016/5/12/chartex" xmlns:cx7="http://schemas.microsoft.com/office/drawing/2016/5/13/chartex" xmlns:cx8="http://schemas.microsoft.com/office/drawing/2016/5/14/chartex" xmlns:mc="http://schemas.openxmlformats.org/markup-compatibility/2006" xmlns:aink="http://schemas.microsoft.com/office/drawing/2016/ink" xmlns:am3d="http://schemas.microsoft.com/office/drawing/2017/model3d" xmlns:o="urn:schemas-microsoft-com:office:office" xmlns:oel="http://schemas.microsoft.com/office/2019/extlst" xmlns:r="http://schemas.openxmlformats.org/officeDocument/2006/relationships" xmlns:m="http://schemas.openxmlformats.org/officeDocument/2006/math" xmlns:v="urn:schemas-microsoft-com:vml" xmlns:wp14="http://schemas.microsoft.com/office/word/2010/wordprocessingDrawing" xmlns:wp="http://schemas.openxmlformats.org/drawingml/2006/wordprocessingDrawing" xmlns:w10="urn:schemas-microsoft-com:office:word" xmlns:w="http://schemas.openxmlformats.org/wordprocessingml/2006/main" xmlns:w14="http://schemas.microsoft.com/office/word/2010/wordml" xmlns:w15="http://schemas.microsoft.com/office/word/2012/wordml" xmlns:w16cex="http://schemas.microsoft.com/office/word/2018/wordml/cex" xmlns:w16cid="http://schemas.microsoft.com/office/word/2016/wordml/cid" xmlns:w16="http://schemas.microsoft.com/office/word/2018/wordml" xmlns:w16sdtdh="http://schemas.microsoft.com/office/word/2020/wordml/sdtdatahash" xmlns:w16se="http://schemas.microsoft.com/office/word/2015/wordml/symex" xmlns:wpg="http://schemas.microsoft.com/office/word/2010/wordprocessingGroup" xmlns:wpi="http://schemas.microsoft.com/office/word/2010/wordprocessingInk" xmlns:wne="http://schemas.microsoft.com/office/word/2006/wordml" xmlns:wps="http://schemas.microsoft.com/office/word/2010/wordprocessingShape" mc:Ignorable="w14 w15 w16se w16cid w16 w16cex w16sdtdh wp14">
+<w:document xmlns:wpc="http://schemas.microsoft.com/office/word/2010/wordprocessingCanvas" xmlns:cx="http://schemas.microsoft.com/office/drawing/2014/chartex" xmlns:cx1="http://schemas.microsoft.com/office/drawing/2015/9/8/chartex" xmlns:cx2="http://schemas.microsoft.com/office/drawing/2015/10/21/chartex" xmlns:cx3="http://schemas.microsoft.com/office/drawing/2016/5/9/chartex" xmlns:cx4="http://schemas.microsoft.com/office/drawing/2016/5/10/chartex" xmlns:cx5="http://schemas.microsoft.com/office/drawing/2016/5/11/chartex" xmlns:cx6="http://schemas.microsoft.com/office/drawing/2016/5/12/chartex" xmlns:cx7="http://schemas.microsoft.com/office/drawing/2016/5/13/chartex" xmlns:cx8="http://schemas.microsoft.com/office/drawing/2016/5/14/chartex" xmlns:mc="http://schemas.openxmlformats.org/markup-compatibility/2006" xmlns:aink="http://schemas.microsoft.com/office/drawing/2016/ink" xmlns:am3d="http://schemas.microsoft.com/office/drawing/2017/model3d" xmlns:o="urn:schemas-microsoft-com:office:office" xmlns:oel="http://schemas.microsoft.com/office/2019/extlst" xmlns:r="http://schemas.openxmlformats.org/officeDocument/2006/relationships" xmlns:m="http://schemas.openxmlformats.org/officeDocument/2006/math" xmlns:v="urn:schemas-microsoft-com:vml" xmlns:wp14="http://schemas.microsoft.com/office/word/2010/wordprocessingDrawing" xmlns:wp="http://schemas.openxmlformats.org/drawingml/2006/wordprocessingDrawing" xmlns:w10="urn:schemas-microsoft-com:office:word" xmlns:w="http://schemas.openxmlformats.org/wordprocessingml/2006/main" xmlns:w14="http://schemas.microsoft.com/office/word/2010/wordml" xmlns:w15="http://schemas.microsoft.com/office/word/2012/wordml" xmlns:w16cex="http://schemas.microsoft.com/office/word/2018/wordml/cex" xmlns:w16cid="http://schemas.microsoft.com/office/word/2016/wordml/cid" xmlns:w16="http://schemas.microsoft.com/office/word/2018/wordml" xmlns:w16du="http://schemas.microsoft.com/office/word/2023/wordml/word16du" xmlns:w16sdtdh="http://schemas.microsoft.com/office/word/2020/wordml/sdtdatahash" xmlns:w16sdtfl="http://schemas.microsoft.com/office/word/2024/wordml/sdtformatlock" xmlns:w16se="http://schemas.microsoft.com/office/word/2015/wordml/symex" xmlns:wpg="http://schemas.microsoft.com/office/word/2010/wordprocessingGroup" xmlns:wpi="http://schemas.microsoft.com/office/word/2010/wordprocessingInk" xmlns:wne="http://schemas.microsoft.com/office/word/2006/wordml" xmlns:wps="http://schemas.microsoft.com/office/word/2010/wordprocessingShape" mc:Ignorable="w14 w15 w16se w16cid w16 w16cex w16sdtdh w16sdtfl w16du wp14">
   <w:body>
     <w:tbl>
       <w:tblPr>
@@ -25,15 +25,9 @@
         <w:gridCol w:w="911"/>
       </w:tblGrid>
       <w:tr>
-        <w:tblPrEx>
-          <w:tblCellMar>
-            <w:top w:w="0" w:type="dxa"/>
-            <w:bottom w:w="0" w:type="dxa"/>
-          </w:tblCellMar>
-        </w:tblPrEx>
-        <w:tc>
-          <w:tcPr>
-            <w:tcW w:w="4400" w:type="dxa"/>
+        <w:tc>
+          <w:tcPr>
+            <w:tcW w:w="1529" w:type="dxa"/>
             <w:tcBorders>
               <w:top w:val="none" w:sz="0" w:space="0" w:color="FFFFFF"/>
               <w:left w:val="none" w:sz="0" w:space="0" w:color="FFFFFF"/>
@@ -46,7 +40,7 @@
         </w:tc>
         <w:tc>
           <w:tcPr>
-            <w:tcW w:w="2600" w:type="dxa"/>
+            <w:tcW w:w="7160" w:type="dxa"/>
             <w:tcBorders>
               <w:top w:val="none" w:sz="0" w:space="0" w:color="FFFFFF"/>
               <w:left w:val="none" w:sz="0" w:space="0" w:color="FFFFFF"/>
@@ -64,13 +58,13 @@
                 <w:noProof/>
               </w:rPr>
               <w:drawing>
-                <wp:anchor distT="0" distB="0" distL="114300" distR="114300" simplePos="0" relativeHeight="251658240" behindDoc="1" locked="0" layoutInCell="1" allowOverlap="1" wp14:anchorId="53F4FD31" wp14:editId="0F1062EC">
+                <wp:anchor distT="0" distB="0" distL="114300" distR="114300" simplePos="0" relativeHeight="251658240" behindDoc="1" locked="0" layoutInCell="1" allowOverlap="1" wp14:anchorId="53F4FD31" wp14:editId="237C2FC3">
                   <wp:simplePos x="0" y="0"/>
                   <wp:positionH relativeFrom="column">
-                    <wp:posOffset>215265</wp:posOffset>
+                    <wp:posOffset>41275</wp:posOffset>
                   </wp:positionH>
                   <wp:positionV relativeFrom="paragraph">
-                    <wp:posOffset>-2540</wp:posOffset>
+                    <wp:posOffset>-229235</wp:posOffset>
                   </wp:positionV>
                   <wp:extent cx="4533900" cy="1104265"/>
                   <wp:effectExtent l="0" t="0" r="0" b="0"/>
@@ -145,7 +139,7 @@
         </w:tc>
         <w:tc>
           <w:tcPr>
-            <w:tcW w:w="2600" w:type="dxa"/>
+            <w:tcW w:w="911" w:type="dxa"/>
             <w:tcBorders>
               <w:top w:val="none" w:sz="0" w:space="0" w:color="FFFFFF"/>
               <w:left w:val="none" w:sz="0" w:space="0" w:color="FFFFFF"/>
@@ -189,10 +183,79 @@
           <w:szCs w:val="17"/>
         </w:rPr>
       </w:pPr>
+      <w:r>
+        <w:rPr>
+          <w:noProof/>
+        </w:rPr>
+        <mc:AlternateContent>
+          <mc:Choice Requires="wps">
+            <w:drawing>
+              <wp:anchor distT="0" distB="0" distL="114300" distR="114300" simplePos="0" relativeHeight="251660288" behindDoc="0" locked="0" layoutInCell="1" allowOverlap="1" wp14:anchorId="48204805" wp14:editId="0C534858">
+                <wp:simplePos x="0" y="0"/>
+                <wp:positionH relativeFrom="column">
+                  <wp:posOffset>144214</wp:posOffset>
+                </wp:positionH>
+                <wp:positionV relativeFrom="paragraph">
+                  <wp:posOffset>37214</wp:posOffset>
+                </wp:positionV>
+                <wp:extent cx="6319318" cy="0"/>
+                <wp:effectExtent l="0" t="0" r="5715" b="12700"/>
+                <wp:wrapNone/>
+                <wp:docPr id="975648893" name="Straight Connector 2"/>
+                <wp:cNvGraphicFramePr/>
+                <a:graphic xmlns:a="http://schemas.openxmlformats.org/drawingml/2006/main">
+                  <a:graphicData uri="http://schemas.microsoft.com/office/word/2010/wordprocessingShape">
+                    <wps:wsp>
+                      <wps:cNvCnPr/>
+                      <wps:spPr>
+                        <a:xfrm>
+                          <a:off x="0" y="0"/>
+                          <a:ext cx="6319318" cy="0"/>
+                        </a:xfrm>
+                        <a:prstGeom prst="line">
+                          <a:avLst/>
+                        </a:prstGeom>
+                        <a:ln w="9525">
+                          <a:solidFill>
+                            <a:srgbClr val="00C6D7"/>
+                          </a:solidFill>
+                        </a:ln>
+                      </wps:spPr>
+                      <wps:style>
+                        <a:lnRef idx="1">
+                          <a:schemeClr val="accent1"/>
+                        </a:lnRef>
+                        <a:fillRef idx="0">
+                          <a:schemeClr val="accent1"/>
+                        </a:fillRef>
+                        <a:effectRef idx="0">
+                          <a:schemeClr val="accent1"/>
+                        </a:effectRef>
+                        <a:fontRef idx="minor">
+                          <a:schemeClr val="tx1"/>
+                        </a:fontRef>
+                      </wps:style>
+                      <wps:bodyPr/>
+                    </wps:wsp>
+                  </a:graphicData>
+                </a:graphic>
+              </wp:anchor>
+            </w:drawing>
+          </mc:Choice>
+          <mc:Fallback>
+            <w:pict>
+              <v:line w14:anchorId="0DF73740" id="Straight Connector 2" o:spid="_x0000_s1026" style="position:absolute;z-index:251660288;visibility:visible;mso-wrap-style:square;mso-wrap-distance-left:9pt;mso-wrap-distance-top:0;mso-wrap-distance-right:9pt;mso-wrap-distance-bottom:0;mso-position-horizontal:absolute;mso-position-horizontal-relative:text;mso-position-vertical:absolute;mso-position-vertical-relative:text" from="11.35pt,2.95pt" to="508.95pt,2.95pt" o:gfxdata="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" strokecolor="#00c6d7">
+                <v:stroke joinstyle="miter"/>
+              </v:line>
+            </w:pict>
+          </mc:Fallback>
+        </mc:AlternateContent>
+      </w:r>
     </w:p>
     <w:p>
       <w:pPr>
         <w:spacing w:before="100" w:after="20"/>
+        <w:jc w:val="center"/>
       </w:pPr>
       <w:r>
         <w:rPr>
@@ -204,38 +267,13 @@
           <w:sz w:val="17"/>
           <w:szCs w:val="17"/>
         </w:rPr>
-        <w:t xml:space="preserve">2ND ANNUAL </w:t>
-      </w:r>
-      <w:proofErr w:type="gramStart"/>
-      <w:r>
-        <w:rPr>
-          <w:rFonts w:ascii="Calibri" w:eastAsia="Calibri" w:hAnsi="Calibri" w:cs="Calibri"/>
-          <w:b/>
-          <w:bCs/>
-          <w:color w:val="00C6D7"/>
-          <w:spacing w:val="16"/>
-          <w:sz w:val="17"/>
-          <w:szCs w:val="17"/>
-        </w:rPr>
-        <w:t>EDITION  ·</w:t>
-      </w:r>
-      <w:proofErr w:type="gramEnd"/>
-      <w:r>
-        <w:rPr>
-          <w:rFonts w:ascii="Calibri" w:eastAsia="Calibri" w:hAnsi="Calibri" w:cs="Calibri"/>
-          <w:b/>
-          <w:bCs/>
-          <w:color w:val="00C6D7"/>
-          <w:spacing w:val="16"/>
-          <w:sz w:val="17"/>
-          <w:szCs w:val="17"/>
-        </w:rPr>
-        <w:t xml:space="preserve">  7 SEPTEMBER 2026</w:t>
+        <w:t>2ND ANNUAL EDITION  ·  7 SEPTEMBER 2026</w:t>
       </w:r>
     </w:p>
     <w:p>
       <w:pPr>
         <w:spacing w:after="50"/>
+        <w:jc w:val="center"/>
         <w:rPr>
           <w:sz w:val="16"/>
           <w:szCs w:val="16"/>
@@ -250,25 +288,13 @@
           <w:sz w:val="40"/>
           <w:szCs w:val="40"/>
         </w:rPr>
-        <w:t xml:space="preserve">Conference </w:t>
+        <w:t>Conference Programme</w:t>
       </w:r>
-      <w:proofErr w:type="spellStart"/>
-      <w:r>
-        <w:rPr>
-          <w:rFonts w:ascii="Calibri" w:eastAsia="Calibri" w:hAnsi="Calibri" w:cs="Calibri"/>
-          <w:b/>
-          <w:bCs/>
-          <w:color w:val="1A1A1A"/>
-          <w:sz w:val="40"/>
-          <w:szCs w:val="40"/>
-        </w:rPr>
-        <w:t>Programme</w:t>
-      </w:r>
-      <w:proofErr w:type="spellEnd"/>
     </w:p>
     <w:tbl>
       <w:tblPr>
         <w:tblW w:w="3200" w:type="dxa"/>
+        <w:tblInd w:w="3359" w:type="dxa"/>
         <w:tblCellMar>
           <w:left w:w="10" w:type="dxa"/>
           <w:right w:w="10" w:type="dxa"/>
@@ -279,12 +305,6 @@
         <w:gridCol w:w="3200"/>
       </w:tblGrid>
       <w:tr>
-        <w:tblPrEx>
-          <w:tblCellMar>
-            <w:top w:w="0" w:type="dxa"/>
-            <w:bottom w:w="0" w:type="dxa"/>
-          </w:tblCellMar>
-        </w:tblPrEx>
         <w:tc>
           <w:tcPr>
             <w:tcW w:w="3200" w:type="dxa"/>
@@ -298,6 +318,7 @@
           <w:p>
             <w:pPr>
               <w:spacing w:after="40"/>
+              <w:jc w:val="center"/>
               <w:rPr>
                 <w:rFonts w:ascii="Calibri" w:eastAsia="Calibri" w:hAnsi="Calibri" w:cs="Calibri"/>
                 <w:b/>
@@ -312,6 +333,7 @@
           <w:p>
             <w:pPr>
               <w:spacing w:after="40"/>
+              <w:jc w:val="center"/>
             </w:pPr>
             <w:r>
               <w:rPr>
@@ -329,6 +351,7 @@
           <w:p>
             <w:pPr>
               <w:spacing w:after="10"/>
+              <w:jc w:val="center"/>
             </w:pPr>
             <w:r>
               <w:rPr>
@@ -343,6 +366,7 @@
           <w:p>
             <w:pPr>
               <w:spacing w:after="10"/>
+              <w:jc w:val="center"/>
             </w:pPr>
             <w:r>
               <w:rPr>
@@ -357,8 +381,8 @@
           <w:p>
             <w:pPr>
               <w:spacing w:after="10"/>
-            </w:pPr>
-            <w:proofErr w:type="spellStart"/>
+              <w:jc w:val="center"/>
+            </w:pPr>
             <w:r>
               <w:rPr>
                 <w:rFonts w:ascii="Calibri" w:eastAsia="Calibri" w:hAnsi="Calibri" w:cs="Calibri"/>
@@ -366,17 +390,7 @@
                 <w:sz w:val="18"/>
                 <w:szCs w:val="18"/>
               </w:rPr>
-              <w:t>Technická</w:t>
-            </w:r>
-            <w:proofErr w:type="spellEnd"/>
-            <w:r>
-              <w:rPr>
-                <w:rFonts w:ascii="Calibri" w:eastAsia="Calibri" w:hAnsi="Calibri" w:cs="Calibri"/>
-                <w:color w:val="1A1A1A"/>
-                <w:sz w:val="18"/>
-                <w:szCs w:val="18"/>
-              </w:rPr>
-              <w:t xml:space="preserve"> 1903/3, Prague 6</w:t>
+              <w:t>Technická 1903/3, Prague 6</w:t>
             </w:r>
           </w:p>
         </w:tc>
@@ -412,12 +426,6 @@
         <w:gridCol w:w="7964"/>
       </w:tblGrid>
       <w:tr>
-        <w:tblPrEx>
-          <w:tblCellMar>
-            <w:top w:w="0" w:type="dxa"/>
-            <w:bottom w:w="0" w:type="dxa"/>
-          </w:tblCellMar>
-        </w:tblPrEx>
         <w:trPr>
           <w:cantSplit/>
         </w:trPr>
@@ -450,7 +458,29 @@
                 <w:sz w:val="19"/>
                 <w:szCs w:val="19"/>
               </w:rPr>
-              <w:t>08:00</w:t>
+              <w:t>08:</w:t>
+            </w:r>
+            <w:r>
+              <w:rPr>
+                <w:rFonts w:ascii="Calibri" w:eastAsia="Calibri" w:hAnsi="Calibri" w:cs="Calibri"/>
+                <w:b/>
+                <w:bCs/>
+                <w:color w:val="1A1A1A"/>
+                <w:sz w:val="19"/>
+                <w:szCs w:val="19"/>
+              </w:rPr>
+              <w:t>3</w:t>
+            </w:r>
+            <w:r>
+              <w:rPr>
+                <w:rFonts w:ascii="Calibri" w:eastAsia="Calibri" w:hAnsi="Calibri" w:cs="Calibri"/>
+                <w:b/>
+                <w:bCs/>
+                <w:color w:val="1A1A1A"/>
+                <w:sz w:val="19"/>
+                <w:szCs w:val="19"/>
+              </w:rPr>
+              <w:t>0</w:t>
             </w:r>
           </w:p>
         </w:tc>
@@ -478,18 +508,12 @@
                 <w:bCs/>
                 <w:color w:val="1A1A1A"/>
               </w:rPr>
-              <w:t>Registration &amp; Welcome Coffee</w:t>
+              <w:t>Lecture hall opening</w:t>
             </w:r>
           </w:p>
         </w:tc>
       </w:tr>
       <w:tr>
-        <w:tblPrEx>
-          <w:tblCellMar>
-            <w:top w:w="0" w:type="dxa"/>
-            <w:bottom w:w="0" w:type="dxa"/>
-          </w:tblCellMar>
-        </w:tblPrEx>
         <w:trPr>
           <w:cantSplit/>
         </w:trPr>
@@ -566,10 +590,86 @@
                 <w:sz w:val="17"/>
                 <w:szCs w:val="17"/>
               </w:rPr>
-              <w:t xml:space="preserve">Daniel </w:t>
-            </w:r>
-            <w:proofErr w:type="spellStart"/>
-            <w:r>
+              <w:t>Daniel Svozil · Department of Informatics and Chemistry &amp; CZ-OPENSCREEN, UCT Prague</w:t>
+            </w:r>
+          </w:p>
+        </w:tc>
+      </w:tr>
+      <w:tr>
+        <w:trPr>
+          <w:cantSplit/>
+        </w:trPr>
+        <w:tc>
+          <w:tcPr>
+            <w:tcW w:w="1636" w:type="dxa"/>
+            <w:tcBorders>
+              <w:top w:val="none" w:sz="0" w:space="0" w:color="FFFFFF"/>
+              <w:left w:val="none" w:sz="0" w:space="0" w:color="FFFFFF"/>
+              <w:bottom w:val="single" w:sz="4" w:space="0" w:color="D9DCDD"/>
+              <w:right w:val="single" w:sz="6" w:space="0" w:color="00C6D7"/>
+            </w:tcBorders>
+            <w:tcMar>
+              <w:top w:w="20" w:type="dxa"/>
+              <w:left w:w="0" w:type="dxa"/>
+              <w:bottom w:w="20" w:type="dxa"/>
+              <w:right w:w="120" w:type="dxa"/>
+            </w:tcMar>
+          </w:tcPr>
+          <w:p>
+            <w:pPr>
+              <w:jc w:val="right"/>
+            </w:pPr>
+            <w:r>
+              <w:rPr>
+                <w:rFonts w:ascii="Calibri" w:eastAsia="Calibri" w:hAnsi="Calibri" w:cs="Calibri"/>
+                <w:b/>
+                <w:bCs/>
+                <w:color w:val="1A1A1A"/>
+                <w:sz w:val="19"/>
+                <w:szCs w:val="19"/>
+              </w:rPr>
+              <w:t>09:00</w:t>
+            </w:r>
+          </w:p>
+        </w:tc>
+        <w:tc>
+          <w:tcPr>
+            <w:tcW w:w="7964" w:type="dxa"/>
+            <w:tcBorders>
+              <w:top w:val="none" w:sz="0" w:space="0" w:color="FFFFFF"/>
+              <w:left w:val="none" w:sz="0" w:space="0" w:color="FFFFFF"/>
+              <w:bottom w:val="single" w:sz="4" w:space="0" w:color="D9DCDD"/>
+              <w:right w:val="none" w:sz="0" w:space="0" w:color="FFFFFF"/>
+            </w:tcBorders>
+            <w:tcMar>
+              <w:top w:w="20" w:type="dxa"/>
+              <w:left w:w="160" w:type="dxa"/>
+              <w:bottom w:w="20" w:type="dxa"/>
+              <w:right w:w="0" w:type="dxa"/>
+            </w:tcMar>
+          </w:tcPr>
+          <w:p>
+            <w:pPr>
+              <w:spacing w:after="30"/>
+              <w:rPr>
+                <w:b/>
+                <w:bCs/>
+              </w:rPr>
+            </w:pPr>
+            <w:r>
+              <w:rPr>
+                <w:rFonts w:ascii="Calibri" w:eastAsia="Calibri" w:hAnsi="Calibri" w:cs="Calibri"/>
+                <w:b/>
+                <w:bCs/>
+                <w:color w:val="1A1A1A"/>
+                <w:sz w:val="19"/>
+                <w:szCs w:val="19"/>
+              </w:rPr>
+              <w:t>Onto the need for new algorithms for feature selection</w:t>
+            </w:r>
+          </w:p>
+          <w:p>
+            <w:pPr>
               <w:rPr>
                 <w:rFonts w:ascii="Calibri" w:eastAsia="Calibri" w:hAnsi="Calibri" w:cs="Calibri"/>
                 <w:i/>
@@ -578,9 +678,7 @@
                 <w:sz w:val="17"/>
                 <w:szCs w:val="17"/>
               </w:rPr>
-              <w:t>Svozil</w:t>
-            </w:r>
-            <w:proofErr w:type="spellEnd"/>
+            </w:pPr>
             <w:r>
               <w:rPr>
                 <w:rFonts w:ascii="Calibri" w:eastAsia="Calibri" w:hAnsi="Calibri" w:cs="Calibri"/>
@@ -590,87 +688,8 @@
                 <w:sz w:val="17"/>
                 <w:szCs w:val="17"/>
               </w:rPr>
-              <w:t xml:space="preserve"> · Department of Informatics and Chemistry &amp; CZ-OPENSCREEN, UCT Prague</w:t>
-            </w:r>
-          </w:p>
-        </w:tc>
-      </w:tr>
-      <w:tr>
-        <w:tblPrEx>
-          <w:tblCellMar>
-            <w:top w:w="0" w:type="dxa"/>
-            <w:bottom w:w="0" w:type="dxa"/>
-          </w:tblCellMar>
-        </w:tblPrEx>
-        <w:trPr>
-          <w:cantSplit/>
-        </w:trPr>
-        <w:tc>
-          <w:tcPr>
-            <w:tcW w:w="1636" w:type="dxa"/>
-            <w:tcBorders>
-              <w:top w:val="none" w:sz="0" w:space="0" w:color="FFFFFF"/>
-              <w:left w:val="none" w:sz="0" w:space="0" w:color="FFFFFF"/>
-              <w:bottom w:val="single" w:sz="4" w:space="0" w:color="D9DCDD"/>
-              <w:right w:val="single" w:sz="6" w:space="0" w:color="00C6D7"/>
-            </w:tcBorders>
-            <w:tcMar>
-              <w:top w:w="20" w:type="dxa"/>
-              <w:left w:w="0" w:type="dxa"/>
-              <w:bottom w:w="20" w:type="dxa"/>
-              <w:right w:w="120" w:type="dxa"/>
-            </w:tcMar>
-          </w:tcPr>
-          <w:p>
-            <w:pPr>
-              <w:jc w:val="right"/>
-            </w:pPr>
-            <w:r>
-              <w:rPr>
-                <w:rFonts w:ascii="Calibri" w:eastAsia="Calibri" w:hAnsi="Calibri" w:cs="Calibri"/>
-                <w:b/>
-                <w:bCs/>
-                <w:color w:val="1A1A1A"/>
-                <w:sz w:val="19"/>
-                <w:szCs w:val="19"/>
-              </w:rPr>
-              <w:t>09:00</w:t>
-            </w:r>
-          </w:p>
-        </w:tc>
-        <w:tc>
-          <w:tcPr>
-            <w:tcW w:w="7964" w:type="dxa"/>
-            <w:tcBorders>
-              <w:top w:val="none" w:sz="0" w:space="0" w:color="FFFFFF"/>
-              <w:left w:val="none" w:sz="0" w:space="0" w:color="FFFFFF"/>
-              <w:bottom w:val="single" w:sz="4" w:space="0" w:color="D9DCDD"/>
-              <w:right w:val="none" w:sz="0" w:space="0" w:color="FFFFFF"/>
-            </w:tcBorders>
-            <w:tcMar>
-              <w:top w:w="20" w:type="dxa"/>
-              <w:left w:w="160" w:type="dxa"/>
-              <w:bottom w:w="20" w:type="dxa"/>
-              <w:right w:w="0" w:type="dxa"/>
-            </w:tcMar>
-          </w:tcPr>
-          <w:p>
-            <w:pPr>
-              <w:spacing w:after="30"/>
-            </w:pPr>
-            <w:r>
-              <w:rPr>
-                <w:rFonts w:ascii="Calibri" w:eastAsia="Calibri" w:hAnsi="Calibri" w:cs="Calibri"/>
-                <w:b/>
-                <w:bCs/>
-                <w:color w:val="1A1A1A"/>
-                <w:sz w:val="19"/>
-                <w:szCs w:val="19"/>
-              </w:rPr>
-              <w:t>[Speaker Name]</w:t>
-            </w:r>
-          </w:p>
-          <w:p>
+              <w:t>Branislav Stanković</w:t>
+            </w:r>
             <w:r>
               <w:rPr>
                 <w:rFonts w:ascii="Calibri" w:eastAsia="Calibri" w:hAnsi="Calibri" w:cs="Calibri"/>
@@ -680,7 +699,7 @@
                 <w:sz w:val="17"/>
                 <w:szCs w:val="17"/>
               </w:rPr>
-              <w:t>[Affiliation, Country] · “[Talk title]</w:t>
+              <w:t xml:space="preserve"> · </w:t>
             </w:r>
             <w:r>
               <w:rPr>
@@ -691,18 +710,12 @@
                 <w:sz w:val="17"/>
                 <w:szCs w:val="17"/>
               </w:rPr>
-              <w:t>”</w:t>
+              <w:t>Department of Nuclear and Plasma Physics, Institute of Nuclear Sciences Vinca, University of Belgrade, Belgrade, Serbia</w:t>
             </w:r>
           </w:p>
         </w:tc>
       </w:tr>
       <w:tr>
-        <w:tblPrEx>
-          <w:tblCellMar>
-            <w:top w:w="0" w:type="dxa"/>
-            <w:bottom w:w="0" w:type="dxa"/>
-          </w:tblCellMar>
-        </w:tblPrEx>
         <w:trPr>
           <w:cantSplit/>
         </w:trPr>
@@ -768,7 +781,7 @@
                 <w:sz w:val="19"/>
                 <w:szCs w:val="19"/>
               </w:rPr>
-              <w:t>[Speaker Name]</w:t>
+              <w:t>In Silico Isomerization Produces Apt Negative Data for VHTS Validation</w:t>
             </w:r>
           </w:p>
           <w:p>
@@ -781,9 +794,81 @@
                 <w:sz w:val="17"/>
                 <w:szCs w:val="17"/>
               </w:rPr>
-              <w:t>[Affiliation, Country] · “[Talk title</w:t>
-            </w:r>
-            <w:proofErr w:type="gramStart"/>
+              <w:t>Stefan Ivanov · Faculty of Pharmacy, Medical University of Sofia, Sofia 1000, Bulgaria &amp; Centre of Excellence in Informatics and Information and Communication Technologies, Sofia 1113, Bulgaria</w:t>
+            </w:r>
+          </w:p>
+        </w:tc>
+      </w:tr>
+      <w:tr>
+        <w:trPr>
+          <w:cantSplit/>
+        </w:trPr>
+        <w:tc>
+          <w:tcPr>
+            <w:tcW w:w="1636" w:type="dxa"/>
+            <w:tcBorders>
+              <w:top w:val="none" w:sz="0" w:space="0" w:color="FFFFFF"/>
+              <w:left w:val="none" w:sz="0" w:space="0" w:color="FFFFFF"/>
+              <w:bottom w:val="single" w:sz="4" w:space="0" w:color="D9DCDD"/>
+              <w:right w:val="single" w:sz="6" w:space="0" w:color="00C6D7"/>
+            </w:tcBorders>
+            <w:tcMar>
+              <w:top w:w="20" w:type="dxa"/>
+              <w:left w:w="0" w:type="dxa"/>
+              <w:bottom w:w="20" w:type="dxa"/>
+              <w:right w:w="120" w:type="dxa"/>
+            </w:tcMar>
+          </w:tcPr>
+          <w:p>
+            <w:pPr>
+              <w:jc w:val="right"/>
+            </w:pPr>
+            <w:r>
+              <w:rPr>
+                <w:rFonts w:ascii="Calibri" w:eastAsia="Calibri" w:hAnsi="Calibri" w:cs="Calibri"/>
+                <w:b/>
+                <w:bCs/>
+                <w:color w:val="1A1A1A"/>
+                <w:sz w:val="19"/>
+                <w:szCs w:val="19"/>
+              </w:rPr>
+              <w:t>09:40</w:t>
+            </w:r>
+          </w:p>
+        </w:tc>
+        <w:tc>
+          <w:tcPr>
+            <w:tcW w:w="7964" w:type="dxa"/>
+            <w:tcBorders>
+              <w:top w:val="none" w:sz="0" w:space="0" w:color="FFFFFF"/>
+              <w:left w:val="none" w:sz="0" w:space="0" w:color="FFFFFF"/>
+              <w:bottom w:val="single" w:sz="4" w:space="0" w:color="D9DCDD"/>
+              <w:right w:val="none" w:sz="0" w:space="0" w:color="FFFFFF"/>
+            </w:tcBorders>
+            <w:tcMar>
+              <w:top w:w="20" w:type="dxa"/>
+              <w:left w:w="160" w:type="dxa"/>
+              <w:bottom w:w="20" w:type="dxa"/>
+              <w:right w:w="0" w:type="dxa"/>
+            </w:tcMar>
+          </w:tcPr>
+          <w:p>
+            <w:pPr>
+              <w:spacing w:after="30"/>
+            </w:pPr>
+            <w:r>
+              <w:rPr>
+                <w:rFonts w:ascii="Calibri" w:eastAsia="Calibri" w:hAnsi="Calibri" w:cs="Calibri"/>
+                <w:b/>
+                <w:bCs/>
+                <w:color w:val="1A1A1A"/>
+                <w:sz w:val="19"/>
+                <w:szCs w:val="19"/>
+              </w:rPr>
+              <w:t>The Dark Side of Docking Scores</w:t>
+            </w:r>
+          </w:p>
+          <w:p>
             <w:r>
               <w:rPr>
                 <w:rFonts w:ascii="Calibri" w:eastAsia="Calibri" w:hAnsi="Calibri" w:cs="Calibri"/>
@@ -793,9 +878,88 @@
                 <w:sz w:val="17"/>
                 <w:szCs w:val="17"/>
               </w:rPr>
-              <w:t>]”  (</w:t>
-            </w:r>
-            <w:proofErr w:type="gramEnd"/>
+              <w:t>Dragos Horvath · Laboratory of Chemoinformatics UMR7140 UniStra/CNRS, Strasbourg, France</w:t>
+            </w:r>
+          </w:p>
+        </w:tc>
+      </w:tr>
+      <w:tr>
+        <w:trPr>
+          <w:cantSplit/>
+        </w:trPr>
+        <w:tc>
+          <w:tcPr>
+            <w:tcW w:w="1636" w:type="dxa"/>
+            <w:tcBorders>
+              <w:top w:val="none" w:sz="0" w:space="0" w:color="FFFFFF"/>
+              <w:left w:val="none" w:sz="0" w:space="0" w:color="FFFFFF"/>
+              <w:bottom w:val="single" w:sz="4" w:space="0" w:color="D9DCDD"/>
+              <w:right w:val="single" w:sz="6" w:space="0" w:color="00C6D7"/>
+            </w:tcBorders>
+            <w:tcMar>
+              <w:top w:w="20" w:type="dxa"/>
+              <w:left w:w="0" w:type="dxa"/>
+              <w:bottom w:w="20" w:type="dxa"/>
+              <w:right w:w="120" w:type="dxa"/>
+            </w:tcMar>
+          </w:tcPr>
+          <w:p>
+            <w:pPr>
+              <w:jc w:val="right"/>
+            </w:pPr>
+            <w:r>
+              <w:rPr>
+                <w:rFonts w:ascii="Calibri" w:eastAsia="Calibri" w:hAnsi="Calibri" w:cs="Calibri"/>
+                <w:b/>
+                <w:bCs/>
+                <w:color w:val="1A1A1A"/>
+                <w:sz w:val="19"/>
+                <w:szCs w:val="19"/>
+              </w:rPr>
+              <w:t>10:00</w:t>
+            </w:r>
+          </w:p>
+        </w:tc>
+        <w:tc>
+          <w:tcPr>
+            <w:tcW w:w="7964" w:type="dxa"/>
+            <w:tcBorders>
+              <w:top w:val="none" w:sz="0" w:space="0" w:color="FFFFFF"/>
+              <w:left w:val="none" w:sz="0" w:space="0" w:color="FFFFFF"/>
+              <w:bottom w:val="single" w:sz="4" w:space="0" w:color="D9DCDD"/>
+              <w:right w:val="none" w:sz="0" w:space="0" w:color="FFFFFF"/>
+            </w:tcBorders>
+            <w:tcMar>
+              <w:top w:w="20" w:type="dxa"/>
+              <w:left w:w="160" w:type="dxa"/>
+              <w:bottom w:w="20" w:type="dxa"/>
+              <w:right w:w="0" w:type="dxa"/>
+            </w:tcMar>
+          </w:tcPr>
+          <w:p>
+            <w:pPr>
+              <w:rPr>
+                <w:rFonts w:ascii="Calibri" w:eastAsia="Calibri" w:hAnsi="Calibri" w:cs="Calibri"/>
+                <w:b/>
+                <w:bCs/>
+                <w:color w:val="1A1A1A"/>
+                <w:sz w:val="19"/>
+                <w:szCs w:val="19"/>
+              </w:rPr>
+            </w:pPr>
+            <w:r>
+              <w:rPr>
+                <w:rFonts w:ascii="Calibri" w:eastAsia="Calibri" w:hAnsi="Calibri" w:cs="Calibri"/>
+                <w:b/>
+                <w:bCs/>
+                <w:color w:val="1A1A1A"/>
+                <w:sz w:val="19"/>
+                <w:szCs w:val="19"/>
+              </w:rPr>
+              <w:t xml:space="preserve">Spatially-aware detection of binding site with protein language models </w:t>
+            </w:r>
+          </w:p>
+          <w:p>
             <w:r>
               <w:rPr>
                 <w:rFonts w:ascii="Calibri" w:eastAsia="Calibri" w:hAnsi="Calibri" w:cs="Calibri"/>
@@ -805,18 +969,12 @@
                 <w:sz w:val="17"/>
                 <w:szCs w:val="17"/>
               </w:rPr>
-              <w:t>15 + 5 min)</w:t>
+              <w:t>David Hoksza · Faculty of Mathematics and Physics, Charles University, Prague, Czech Republic</w:t>
             </w:r>
           </w:p>
         </w:tc>
       </w:tr>
       <w:tr>
-        <w:tblPrEx>
-          <w:tblCellMar>
-            <w:top w:w="0" w:type="dxa"/>
-            <w:bottom w:w="0" w:type="dxa"/>
-          </w:tblCellMar>
-        </w:tblPrEx>
         <w:trPr>
           <w:cantSplit/>
         </w:trPr>
@@ -849,7 +1007,7 @@
                 <w:sz w:val="19"/>
                 <w:szCs w:val="19"/>
               </w:rPr>
-              <w:t>09:40</w:t>
+              <w:t>10:20</w:t>
             </w:r>
           </w:p>
         </w:tc>
@@ -882,7 +1040,7 @@
                 <w:sz w:val="19"/>
                 <w:szCs w:val="19"/>
               </w:rPr>
-              <w:t>[Speaker Name]</w:t>
+              <w:t>Predicting HTS data using modern ML methods: what have we learned from recent EUOS competitions?</w:t>
             </w:r>
           </w:p>
           <w:p>
@@ -895,9 +1053,208 @@
                 <w:sz w:val="17"/>
                 <w:szCs w:val="17"/>
               </w:rPr>
-              <w:t>[Affiliation, Country] · “[Talk title</w:t>
-            </w:r>
-            <w:proofErr w:type="gramStart"/>
+              <w:t>Igor Tetko · Helmholtz Munich, Germany</w:t>
+            </w:r>
+          </w:p>
+        </w:tc>
+      </w:tr>
+      <w:tr>
+        <w:trPr>
+          <w:cantSplit/>
+        </w:trPr>
+        <w:tc>
+          <w:tcPr>
+            <w:tcW w:w="1636" w:type="dxa"/>
+            <w:tcBorders>
+              <w:top w:val="none" w:sz="0" w:space="0" w:color="FFFFFF"/>
+              <w:left w:val="none" w:sz="0" w:space="0" w:color="FFFFFF"/>
+              <w:bottom w:val="single" w:sz="4" w:space="0" w:color="D9DCDD"/>
+              <w:right w:val="single" w:sz="6" w:space="0" w:color="00C6D7"/>
+            </w:tcBorders>
+            <w:shd w:val="clear" w:color="auto" w:fill="B3FAFF"/>
+            <w:tcMar>
+              <w:top w:w="20" w:type="dxa"/>
+              <w:left w:w="0" w:type="dxa"/>
+              <w:bottom w:w="20" w:type="dxa"/>
+              <w:right w:w="120" w:type="dxa"/>
+            </w:tcMar>
+          </w:tcPr>
+          <w:p>
+            <w:pPr>
+              <w:jc w:val="right"/>
+              <w:rPr>
+                <w:rFonts w:ascii="Calibri" w:eastAsia="Calibri" w:hAnsi="Calibri" w:cs="Calibri"/>
+                <w:b/>
+                <w:bCs/>
+                <w:color w:val="1A1A1A"/>
+                <w:sz w:val="19"/>
+                <w:szCs w:val="19"/>
+              </w:rPr>
+            </w:pPr>
+            <w:r>
+              <w:rPr>
+                <w:rFonts w:ascii="Calibri" w:eastAsia="Calibri" w:hAnsi="Calibri" w:cs="Calibri"/>
+                <w:b/>
+                <w:bCs/>
+                <w:color w:val="1A1A1A"/>
+                <w:sz w:val="19"/>
+                <w:szCs w:val="19"/>
+              </w:rPr>
+              <w:t>10:40</w:t>
+            </w:r>
+            <w:r>
+              <w:rPr>
+                <w:rFonts w:ascii="Calibri" w:eastAsia="Calibri" w:hAnsi="Calibri" w:cs="Calibri"/>
+                <w:b/>
+                <w:bCs/>
+                <w:color w:val="1A1A1A"/>
+                <w:sz w:val="19"/>
+                <w:szCs w:val="19"/>
+              </w:rPr>
+              <w:t xml:space="preserve"> – 11:20</w:t>
+            </w:r>
+          </w:p>
+        </w:tc>
+        <w:tc>
+          <w:tcPr>
+            <w:tcW w:w="7964" w:type="dxa"/>
+            <w:tcBorders>
+              <w:top w:val="none" w:sz="0" w:space="0" w:color="FFFFFF"/>
+              <w:left w:val="none" w:sz="0" w:space="0" w:color="FFFFFF"/>
+              <w:bottom w:val="single" w:sz="4" w:space="0" w:color="D9DCDD"/>
+              <w:right w:val="none" w:sz="0" w:space="0" w:color="FFFFFF"/>
+            </w:tcBorders>
+            <w:shd w:val="clear" w:color="auto" w:fill="B3FAFF"/>
+            <w:tcMar>
+              <w:top w:w="20" w:type="dxa"/>
+              <w:left w:w="160" w:type="dxa"/>
+              <w:bottom w:w="20" w:type="dxa"/>
+              <w:right w:w="0" w:type="dxa"/>
+            </w:tcMar>
+          </w:tcPr>
+          <w:p>
+            <w:pPr>
+              <w:spacing w:after="30"/>
+              <w:rPr>
+                <w:rFonts w:ascii="Calibri" w:eastAsia="Calibri" w:hAnsi="Calibri" w:cs="Calibri"/>
+                <w:b/>
+                <w:bCs/>
+                <w:color w:val="1A1A1A"/>
+                <w:sz w:val="19"/>
+                <w:szCs w:val="19"/>
+              </w:rPr>
+            </w:pPr>
+            <w:r>
+              <w:rPr>
+                <w:rFonts w:ascii="Calibri" w:eastAsia="Calibri" w:hAnsi="Calibri" w:cs="Calibri"/>
+                <w:i/>
+                <w:iCs/>
+                <w:color w:val="4A4A47"/>
+              </w:rPr>
+              <w:t>Coffee Break</w:t>
+            </w:r>
+          </w:p>
+        </w:tc>
+      </w:tr>
+      <w:tr>
+        <w:trPr>
+          <w:cantSplit/>
+        </w:trPr>
+        <w:tc>
+          <w:tcPr>
+            <w:tcW w:w="1636" w:type="dxa"/>
+            <w:tcBorders>
+              <w:top w:val="none" w:sz="0" w:space="0" w:color="FFFFFF"/>
+              <w:left w:val="none" w:sz="0" w:space="0" w:color="FFFFFF"/>
+              <w:bottom w:val="single" w:sz="4" w:space="0" w:color="D9DCDD"/>
+              <w:right w:val="single" w:sz="6" w:space="0" w:color="00C6D7"/>
+            </w:tcBorders>
+            <w:tcMar>
+              <w:top w:w="20" w:type="dxa"/>
+              <w:left w:w="0" w:type="dxa"/>
+              <w:bottom w:w="20" w:type="dxa"/>
+              <w:right w:w="120" w:type="dxa"/>
+            </w:tcMar>
+          </w:tcPr>
+          <w:p>
+            <w:pPr>
+              <w:jc w:val="right"/>
+            </w:pPr>
+            <w:r>
+              <w:rPr>
+                <w:rFonts w:ascii="Calibri" w:eastAsia="Calibri" w:hAnsi="Calibri" w:cs="Calibri"/>
+                <w:b/>
+                <w:bCs/>
+                <w:color w:val="1A1A1A"/>
+                <w:sz w:val="19"/>
+                <w:szCs w:val="19"/>
+              </w:rPr>
+              <w:t>11:</w:t>
+            </w:r>
+            <w:r>
+              <w:rPr>
+                <w:rFonts w:ascii="Calibri" w:eastAsia="Calibri" w:hAnsi="Calibri" w:cs="Calibri"/>
+                <w:b/>
+                <w:bCs/>
+                <w:color w:val="1A1A1A"/>
+                <w:sz w:val="19"/>
+                <w:szCs w:val="19"/>
+              </w:rPr>
+              <w:t>2</w:t>
+            </w:r>
+            <w:r>
+              <w:rPr>
+                <w:rFonts w:ascii="Calibri" w:eastAsia="Calibri" w:hAnsi="Calibri" w:cs="Calibri"/>
+                <w:b/>
+                <w:bCs/>
+                <w:color w:val="1A1A1A"/>
+                <w:sz w:val="19"/>
+                <w:szCs w:val="19"/>
+              </w:rPr>
+              <w:t>0</w:t>
+            </w:r>
+          </w:p>
+        </w:tc>
+        <w:tc>
+          <w:tcPr>
+            <w:tcW w:w="7964" w:type="dxa"/>
+            <w:tcBorders>
+              <w:top w:val="none" w:sz="0" w:space="0" w:color="FFFFFF"/>
+              <w:left w:val="none" w:sz="0" w:space="0" w:color="FFFFFF"/>
+              <w:bottom w:val="single" w:sz="4" w:space="0" w:color="D9DCDD"/>
+              <w:right w:val="none" w:sz="0" w:space="0" w:color="FFFFFF"/>
+            </w:tcBorders>
+            <w:tcMar>
+              <w:top w:w="20" w:type="dxa"/>
+              <w:left w:w="160" w:type="dxa"/>
+              <w:bottom w:w="20" w:type="dxa"/>
+              <w:right w:w="0" w:type="dxa"/>
+            </w:tcMar>
+          </w:tcPr>
+          <w:p>
+            <w:pPr>
+              <w:rPr>
+                <w:rFonts w:ascii="Calibri" w:eastAsia="Calibri" w:hAnsi="Calibri" w:cs="Calibri"/>
+                <w:b/>
+                <w:bCs/>
+                <w:color w:val="1A1A1A"/>
+                <w:sz w:val="19"/>
+                <w:szCs w:val="19"/>
+              </w:rPr>
+            </w:pPr>
+            <w:r>
+              <w:rPr>
+                <w:rFonts w:ascii="Calibri" w:eastAsia="Calibri" w:hAnsi="Calibri" w:cs="Calibri"/>
+                <w:b/>
+                <w:bCs/>
+                <w:color w:val="1A1A1A"/>
+                <w:sz w:val="19"/>
+                <w:szCs w:val="19"/>
+              </w:rPr>
+              <w:t xml:space="preserve">Beyond Black Boxes: Physics-Informed AI for Enantioselective Catalyst Design </w:t>
+            </w:r>
+          </w:p>
+          <w:p>
             <w:r>
               <w:rPr>
                 <w:rFonts w:ascii="Calibri" w:eastAsia="Calibri" w:hAnsi="Calibri" w:cs="Calibri"/>
@@ -907,9 +1264,98 @@
                 <w:sz w:val="17"/>
                 <w:szCs w:val="17"/>
               </w:rPr>
-              <w:t>]”  (</w:t>
-            </w:r>
-            <w:proofErr w:type="gramEnd"/>
+              <w:t>Alexandre Varnek · University of Strasbourg, France &amp; ICReDD, Hokkaido University, Japan</w:t>
+            </w:r>
+          </w:p>
+        </w:tc>
+      </w:tr>
+      <w:tr>
+        <w:trPr>
+          <w:cantSplit/>
+        </w:trPr>
+        <w:tc>
+          <w:tcPr>
+            <w:tcW w:w="1636" w:type="dxa"/>
+            <w:tcBorders>
+              <w:top w:val="none" w:sz="0" w:space="0" w:color="FFFFFF"/>
+              <w:left w:val="none" w:sz="0" w:space="0" w:color="FFFFFF"/>
+              <w:bottom w:val="single" w:sz="4" w:space="0" w:color="D9DCDD"/>
+              <w:right w:val="single" w:sz="6" w:space="0" w:color="00C6D7"/>
+            </w:tcBorders>
+            <w:tcMar>
+              <w:top w:w="20" w:type="dxa"/>
+              <w:left w:w="0" w:type="dxa"/>
+              <w:bottom w:w="20" w:type="dxa"/>
+              <w:right w:w="120" w:type="dxa"/>
+            </w:tcMar>
+          </w:tcPr>
+          <w:p>
+            <w:pPr>
+              <w:jc w:val="right"/>
+            </w:pPr>
+            <w:r>
+              <w:rPr>
+                <w:rFonts w:ascii="Calibri" w:eastAsia="Calibri" w:hAnsi="Calibri" w:cs="Calibri"/>
+                <w:b/>
+                <w:bCs/>
+                <w:color w:val="1A1A1A"/>
+                <w:sz w:val="19"/>
+                <w:szCs w:val="19"/>
+              </w:rPr>
+              <w:t>11:</w:t>
+            </w:r>
+            <w:r>
+              <w:rPr>
+                <w:rFonts w:ascii="Calibri" w:eastAsia="Calibri" w:hAnsi="Calibri" w:cs="Calibri"/>
+                <w:b/>
+                <w:bCs/>
+                <w:color w:val="1A1A1A"/>
+                <w:sz w:val="19"/>
+                <w:szCs w:val="19"/>
+              </w:rPr>
+              <w:t>4</w:t>
+            </w:r>
+            <w:r>
+              <w:rPr>
+                <w:rFonts w:ascii="Calibri" w:eastAsia="Calibri" w:hAnsi="Calibri" w:cs="Calibri"/>
+                <w:b/>
+                <w:bCs/>
+                <w:color w:val="1A1A1A"/>
+                <w:sz w:val="19"/>
+                <w:szCs w:val="19"/>
+              </w:rPr>
+              <w:t>0</w:t>
+            </w:r>
+          </w:p>
+        </w:tc>
+        <w:tc>
+          <w:tcPr>
+            <w:tcW w:w="7964" w:type="dxa"/>
+            <w:tcBorders>
+              <w:top w:val="none" w:sz="0" w:space="0" w:color="FFFFFF"/>
+              <w:left w:val="none" w:sz="0" w:space="0" w:color="FFFFFF"/>
+              <w:bottom w:val="single" w:sz="4" w:space="0" w:color="D9DCDD"/>
+              <w:right w:val="none" w:sz="0" w:space="0" w:color="FFFFFF"/>
+            </w:tcBorders>
+            <w:tcMar>
+              <w:top w:w="20" w:type="dxa"/>
+              <w:left w:w="160" w:type="dxa"/>
+              <w:bottom w:w="20" w:type="dxa"/>
+              <w:right w:w="0" w:type="dxa"/>
+            </w:tcMar>
+          </w:tcPr>
+          <w:p>
+            <w:r>
+              <w:rPr>
+                <w:rFonts w:ascii="Calibri" w:eastAsia="Calibri" w:hAnsi="Calibri" w:cs="Calibri"/>
+                <w:b/>
+                <w:bCs/>
+                <w:color w:val="1A1A1A"/>
+                <w:sz w:val="19"/>
+                <w:szCs w:val="19"/>
+              </w:rPr>
+              <w:t xml:space="preserve">The Elephant in the Room: Cheminformatics in the Era of Agents - How Should We Deliver Value? </w:t>
+            </w:r>
             <w:r>
               <w:rPr>
                 <w:rFonts w:ascii="Calibri" w:eastAsia="Calibri" w:hAnsi="Calibri" w:cs="Calibri"/>
@@ -919,18 +1365,12 @@
                 <w:sz w:val="17"/>
                 <w:szCs w:val="17"/>
               </w:rPr>
-              <w:t>15 + 5 min)</w:t>
+              <w:t>Riccardo Fusco · Palacky University | CATRIN, Czech Republic</w:t>
             </w:r>
           </w:p>
         </w:tc>
       </w:tr>
       <w:tr>
-        <w:tblPrEx>
-          <w:tblCellMar>
-            <w:top w:w="0" w:type="dxa"/>
-            <w:bottom w:w="0" w:type="dxa"/>
-          </w:tblCellMar>
-        </w:tblPrEx>
         <w:trPr>
           <w:cantSplit/>
         </w:trPr>
@@ -959,11 +1399,55 @@
                 <w:rFonts w:ascii="Calibri" w:eastAsia="Calibri" w:hAnsi="Calibri" w:cs="Calibri"/>
                 <w:b/>
                 <w:bCs/>
-                <w:color w:val="4A4A47"/>
-                <w:sz w:val="17"/>
-                <w:szCs w:val="17"/>
-              </w:rPr>
-              <w:t>10:00</w:t>
+                <w:color w:val="1A1A1A"/>
+                <w:sz w:val="19"/>
+                <w:szCs w:val="19"/>
+              </w:rPr>
+              <w:t>1</w:t>
+            </w:r>
+            <w:r>
+              <w:rPr>
+                <w:rFonts w:ascii="Calibri" w:eastAsia="Calibri" w:hAnsi="Calibri" w:cs="Calibri"/>
+                <w:b/>
+                <w:bCs/>
+                <w:color w:val="1A1A1A"/>
+                <w:sz w:val="19"/>
+                <w:szCs w:val="19"/>
+              </w:rPr>
+              <w:t>2</w:t>
+            </w:r>
+            <w:r>
+              <w:rPr>
+                <w:rFonts w:ascii="Calibri" w:eastAsia="Calibri" w:hAnsi="Calibri" w:cs="Calibri"/>
+                <w:b/>
+                <w:bCs/>
+                <w:color w:val="1A1A1A"/>
+                <w:sz w:val="19"/>
+                <w:szCs w:val="19"/>
+              </w:rPr>
+              <w:t>:</w:t>
+            </w:r>
+            <w:r>
+              <w:rPr>
+                <w:rFonts w:ascii="Calibri" w:eastAsia="Calibri" w:hAnsi="Calibri" w:cs="Calibri"/>
+                <w:b/>
+                <w:bCs/>
+                <w:color w:val="1A1A1A"/>
+                <w:sz w:val="19"/>
+                <w:szCs w:val="19"/>
+              </w:rPr>
+              <w:t>0</w:t>
+            </w:r>
+            <w:r>
+              <w:rPr>
+                <w:rFonts w:ascii="Calibri" w:eastAsia="Calibri" w:hAnsi="Calibri" w:cs="Calibri"/>
+                <w:b/>
+                <w:bCs/>
+                <w:color w:val="1A1A1A"/>
+                <w:sz w:val="19"/>
+                <w:szCs w:val="19"/>
+              </w:rPr>
+              <w:t>0</w:t>
             </w:r>
           </w:p>
         </w:tc>
@@ -976,7 +1460,6 @@
               <w:bottom w:val="single" w:sz="4" w:space="0" w:color="D9DCDD"/>
               <w:right w:val="none" w:sz="0" w:space="0" w:color="FFFFFF"/>
             </w:tcBorders>
-            <w:shd w:val="clear" w:color="auto" w:fill="F4F5F6"/>
             <w:tcMar>
               <w:top w:w="20" w:type="dxa"/>
               <w:left w:w="160" w:type="dxa"/>
@@ -984,6 +1467,22 @@
               <w:right w:w="0" w:type="dxa"/>
             </w:tcMar>
           </w:tcPr>
+          <w:p>
+            <w:pPr>
+              <w:spacing w:after="30"/>
+            </w:pPr>
+            <w:r>
+              <w:rPr>
+                <w:rFonts w:ascii="Calibri" w:eastAsia="Calibri" w:hAnsi="Calibri" w:cs="Calibri"/>
+                <w:b/>
+                <w:bCs/>
+                <w:color w:val="1A1A1A"/>
+                <w:sz w:val="19"/>
+                <w:szCs w:val="19"/>
+              </w:rPr>
+              <w:t>Chemical Language Models beyond SMILES and SELFIES</w:t>
+            </w:r>
+          </w:p>
           <w:p>
             <w:r>
               <w:rPr>
@@ -994,18 +1493,12 @@
                 <w:sz w:val="17"/>
                 <w:szCs w:val="17"/>
               </w:rPr>
-              <w:t>Coffee Break</w:t>
+              <w:t>Wim Dehaen · Department of Informatics and Chemistry &amp; CZ-OPENSCREEN, University of Chemistry and Technology Prague, Czech Republic</w:t>
             </w:r>
           </w:p>
         </w:tc>
       </w:tr>
       <w:tr>
-        <w:tblPrEx>
-          <w:tblCellMar>
-            <w:top w:w="0" w:type="dxa"/>
-            <w:bottom w:w="0" w:type="dxa"/>
-          </w:tblCellMar>
-        </w:tblPrEx>
         <w:trPr>
           <w:cantSplit/>
         </w:trPr>
@@ -1038,7 +1531,51 @@
                 <w:sz w:val="19"/>
                 <w:szCs w:val="19"/>
               </w:rPr>
-              <w:t>10:30</w:t>
+              <w:t>1</w:t>
+            </w:r>
+            <w:r>
+              <w:rPr>
+                <w:rFonts w:ascii="Calibri" w:eastAsia="Calibri" w:hAnsi="Calibri" w:cs="Calibri"/>
+                <w:b/>
+                <w:bCs/>
+                <w:color w:val="1A1A1A"/>
+                <w:sz w:val="19"/>
+                <w:szCs w:val="19"/>
+              </w:rPr>
+              <w:t>2</w:t>
+            </w:r>
+            <w:r>
+              <w:rPr>
+                <w:rFonts w:ascii="Calibri" w:eastAsia="Calibri" w:hAnsi="Calibri" w:cs="Calibri"/>
+                <w:b/>
+                <w:bCs/>
+                <w:color w:val="1A1A1A"/>
+                <w:sz w:val="19"/>
+                <w:szCs w:val="19"/>
+              </w:rPr>
+              <w:t>:</w:t>
+            </w:r>
+            <w:r>
+              <w:rPr>
+                <w:rFonts w:ascii="Calibri" w:eastAsia="Calibri" w:hAnsi="Calibri" w:cs="Calibri"/>
+                <w:b/>
+                <w:bCs/>
+                <w:color w:val="1A1A1A"/>
+                <w:sz w:val="19"/>
+                <w:szCs w:val="19"/>
+              </w:rPr>
+              <w:t>2</w:t>
+            </w:r>
+            <w:r>
+              <w:rPr>
+                <w:rFonts w:ascii="Calibri" w:eastAsia="Calibri" w:hAnsi="Calibri" w:cs="Calibri"/>
+                <w:b/>
+                <w:bCs/>
+                <w:color w:val="1A1A1A"/>
+                <w:sz w:val="19"/>
+                <w:szCs w:val="19"/>
+              </w:rPr>
+              <w:t>0</w:t>
             </w:r>
           </w:p>
         </w:tc>
@@ -1060,18 +1597,25 @@
           </w:tcPr>
           <w:p>
             <w:pPr>
-              <w:spacing w:after="30"/>
-            </w:pPr>
-            <w:r>
-              <w:rPr>
-                <w:rFonts w:ascii="Calibri" w:eastAsia="Calibri" w:hAnsi="Calibri" w:cs="Calibri"/>
-                <w:b/>
-                <w:bCs/>
-                <w:color w:val="1A1A1A"/>
-                <w:sz w:val="19"/>
-                <w:szCs w:val="19"/>
-              </w:rPr>
-              <w:t>[Speaker Name]</w:t>
+              <w:rPr>
+                <w:rFonts w:ascii="Calibri" w:eastAsia="Calibri" w:hAnsi="Calibri" w:cs="Calibri"/>
+                <w:b/>
+                <w:bCs/>
+                <w:color w:val="1A1A1A"/>
+                <w:sz w:val="19"/>
+                <w:szCs w:val="19"/>
+              </w:rPr>
+            </w:pPr>
+            <w:r>
+              <w:rPr>
+                <w:rFonts w:ascii="Calibri" w:eastAsia="Calibri" w:hAnsi="Calibri" w:cs="Calibri"/>
+                <w:b/>
+                <w:bCs/>
+                <w:color w:val="1A1A1A"/>
+                <w:sz w:val="19"/>
+                <w:szCs w:val="19"/>
+              </w:rPr>
+              <w:t xml:space="preserve">Combining AI and classical techniques to see proteins in motion </w:t>
             </w:r>
           </w:p>
           <w:p>
@@ -1084,9 +1628,132 @@
                 <w:sz w:val="17"/>
                 <w:szCs w:val="17"/>
               </w:rPr>
-              <w:t>[Affiliation, Country] · “[Talk title</w:t>
-            </w:r>
-            <w:proofErr w:type="gramStart"/>
+              <w:t>Vaclav Hanzl · University of Chemistry and Technology Prague, Czech Republic</w:t>
+            </w:r>
+          </w:p>
+        </w:tc>
+      </w:tr>
+      <w:tr>
+        <w:trPr>
+          <w:cantSplit/>
+        </w:trPr>
+        <w:tc>
+          <w:tcPr>
+            <w:tcW w:w="1636" w:type="dxa"/>
+            <w:tcBorders>
+              <w:top w:val="none" w:sz="0" w:space="0" w:color="FFFFFF"/>
+              <w:left w:val="none" w:sz="0" w:space="0" w:color="FFFFFF"/>
+              <w:bottom w:val="single" w:sz="4" w:space="0" w:color="D9DCDD"/>
+              <w:right w:val="single" w:sz="6" w:space="0" w:color="00C6D7"/>
+            </w:tcBorders>
+            <w:tcMar>
+              <w:top w:w="20" w:type="dxa"/>
+              <w:left w:w="0" w:type="dxa"/>
+              <w:bottom w:w="20" w:type="dxa"/>
+              <w:right w:w="120" w:type="dxa"/>
+            </w:tcMar>
+          </w:tcPr>
+          <w:p>
+            <w:pPr>
+              <w:jc w:val="right"/>
+            </w:pPr>
+            <w:r>
+              <w:rPr>
+                <w:rFonts w:ascii="Calibri" w:eastAsia="Calibri" w:hAnsi="Calibri" w:cs="Calibri"/>
+                <w:b/>
+                <w:bCs/>
+                <w:color w:val="1A1A1A"/>
+                <w:sz w:val="19"/>
+                <w:szCs w:val="19"/>
+              </w:rPr>
+              <w:t>1</w:t>
+            </w:r>
+            <w:r>
+              <w:rPr>
+                <w:rFonts w:ascii="Calibri" w:eastAsia="Calibri" w:hAnsi="Calibri" w:cs="Calibri"/>
+                <w:b/>
+                <w:bCs/>
+                <w:color w:val="1A1A1A"/>
+                <w:sz w:val="19"/>
+                <w:szCs w:val="19"/>
+              </w:rPr>
+              <w:t>2</w:t>
+            </w:r>
+            <w:r>
+              <w:rPr>
+                <w:rFonts w:ascii="Calibri" w:eastAsia="Calibri" w:hAnsi="Calibri" w:cs="Calibri"/>
+                <w:b/>
+                <w:bCs/>
+                <w:color w:val="1A1A1A"/>
+                <w:sz w:val="19"/>
+                <w:szCs w:val="19"/>
+              </w:rPr>
+              <w:t>:</w:t>
+            </w:r>
+            <w:r>
+              <w:rPr>
+                <w:rFonts w:ascii="Calibri" w:eastAsia="Calibri" w:hAnsi="Calibri" w:cs="Calibri"/>
+                <w:b/>
+                <w:bCs/>
+                <w:color w:val="1A1A1A"/>
+                <w:sz w:val="19"/>
+                <w:szCs w:val="19"/>
+              </w:rPr>
+              <w:t>4</w:t>
+            </w:r>
+            <w:r>
+              <w:rPr>
+                <w:rFonts w:ascii="Calibri" w:eastAsia="Calibri" w:hAnsi="Calibri" w:cs="Calibri"/>
+                <w:b/>
+                <w:bCs/>
+                <w:color w:val="1A1A1A"/>
+                <w:sz w:val="19"/>
+                <w:szCs w:val="19"/>
+              </w:rPr>
+              <w:t>0</w:t>
+            </w:r>
+          </w:p>
+        </w:tc>
+        <w:tc>
+          <w:tcPr>
+            <w:tcW w:w="7964" w:type="dxa"/>
+            <w:tcBorders>
+              <w:top w:val="none" w:sz="0" w:space="0" w:color="FFFFFF"/>
+              <w:left w:val="none" w:sz="0" w:space="0" w:color="FFFFFF"/>
+              <w:bottom w:val="single" w:sz="4" w:space="0" w:color="D9DCDD"/>
+              <w:right w:val="none" w:sz="0" w:space="0" w:color="FFFFFF"/>
+            </w:tcBorders>
+            <w:tcMar>
+              <w:top w:w="20" w:type="dxa"/>
+              <w:left w:w="160" w:type="dxa"/>
+              <w:bottom w:w="20" w:type="dxa"/>
+              <w:right w:w="0" w:type="dxa"/>
+            </w:tcMar>
+          </w:tcPr>
+          <w:p>
+            <w:pPr>
+              <w:rPr>
+                <w:rFonts w:ascii="Calibri" w:eastAsia="Calibri" w:hAnsi="Calibri" w:cs="Calibri"/>
+                <w:b/>
+                <w:bCs/>
+                <w:color w:val="1A1A1A"/>
+                <w:sz w:val="19"/>
+                <w:szCs w:val="19"/>
+              </w:rPr>
+            </w:pPr>
+            <w:r>
+              <w:rPr>
+                <w:rFonts w:ascii="Calibri" w:eastAsia="Calibri" w:hAnsi="Calibri" w:cs="Calibri"/>
+                <w:b/>
+                <w:bCs/>
+                <w:color w:val="1A1A1A"/>
+                <w:sz w:val="19"/>
+                <w:szCs w:val="19"/>
+              </w:rPr>
+              <w:t xml:space="preserve">Nuisances Compounds at CZ-OPENSCREEN </w:t>
+            </w:r>
+          </w:p>
+          <w:p>
             <w:r>
               <w:rPr>
                 <w:rFonts w:ascii="Calibri" w:eastAsia="Calibri" w:hAnsi="Calibri" w:cs="Calibri"/>
@@ -1096,9 +1763,255 @@
                 <w:sz w:val="17"/>
                 <w:szCs w:val="17"/>
               </w:rPr>
-              <w:t>]”  (</w:t>
-            </w:r>
-            <w:proofErr w:type="gramEnd"/>
+              <w:t>Adam Hanzlík · Department of Informatics and Chemistry &amp; CZ-OPENSCREEN, University of Chemistry and Technology Prague, Czech Republic</w:t>
+            </w:r>
+          </w:p>
+        </w:tc>
+      </w:tr>
+      <w:tr>
+        <w:trPr>
+          <w:cantSplit/>
+        </w:trPr>
+        <w:tc>
+          <w:tcPr>
+            <w:tcW w:w="1636" w:type="dxa"/>
+            <w:tcBorders>
+              <w:top w:val="none" w:sz="0" w:space="0" w:color="FFFFFF"/>
+              <w:left w:val="none" w:sz="0" w:space="0" w:color="FFFFFF"/>
+              <w:bottom w:val="single" w:sz="4" w:space="0" w:color="D9DCDD"/>
+              <w:right w:val="single" w:sz="6" w:space="0" w:color="00C6D7"/>
+            </w:tcBorders>
+            <w:shd w:val="clear" w:color="auto" w:fill="00C6D7"/>
+            <w:tcMar>
+              <w:top w:w="20" w:type="dxa"/>
+              <w:left w:w="0" w:type="dxa"/>
+              <w:bottom w:w="20" w:type="dxa"/>
+              <w:right w:w="120" w:type="dxa"/>
+            </w:tcMar>
+          </w:tcPr>
+          <w:p>
+            <w:pPr>
+              <w:jc w:val="right"/>
+              <w:rPr>
+                <w:rFonts w:ascii="Calibri" w:eastAsia="Calibri" w:hAnsi="Calibri" w:cs="Calibri"/>
+                <w:b/>
+                <w:bCs/>
+                <w:color w:val="1A1A1A"/>
+                <w:sz w:val="19"/>
+                <w:szCs w:val="19"/>
+              </w:rPr>
+            </w:pPr>
+            <w:r>
+              <w:rPr>
+                <w:rFonts w:ascii="Calibri" w:eastAsia="Calibri" w:hAnsi="Calibri" w:cs="Calibri"/>
+                <w:b/>
+                <w:bCs/>
+                <w:color w:val="1A1A1A"/>
+                <w:sz w:val="19"/>
+                <w:szCs w:val="19"/>
+              </w:rPr>
+              <w:t>13</w:t>
+            </w:r>
+            <w:r>
+              <w:rPr>
+                <w:rFonts w:ascii="Calibri" w:eastAsia="Calibri" w:hAnsi="Calibri" w:cs="Calibri"/>
+                <w:b/>
+                <w:bCs/>
+                <w:color w:val="1A1A1A"/>
+                <w:sz w:val="19"/>
+                <w:szCs w:val="19"/>
+              </w:rPr>
+              <w:t>:</w:t>
+            </w:r>
+            <w:r>
+              <w:rPr>
+                <w:rFonts w:ascii="Calibri" w:eastAsia="Calibri" w:hAnsi="Calibri" w:cs="Calibri"/>
+                <w:b/>
+                <w:bCs/>
+                <w:color w:val="1A1A1A"/>
+                <w:sz w:val="19"/>
+                <w:szCs w:val="19"/>
+              </w:rPr>
+              <w:t>0</w:t>
+            </w:r>
+            <w:r>
+              <w:rPr>
+                <w:rFonts w:ascii="Calibri" w:eastAsia="Calibri" w:hAnsi="Calibri" w:cs="Calibri"/>
+                <w:b/>
+                <w:bCs/>
+                <w:color w:val="1A1A1A"/>
+                <w:sz w:val="19"/>
+                <w:szCs w:val="19"/>
+              </w:rPr>
+              <w:t>0</w:t>
+            </w:r>
+            <w:r>
+              <w:rPr>
+                <w:rFonts w:ascii="Calibri" w:eastAsia="Calibri" w:hAnsi="Calibri" w:cs="Calibri"/>
+                <w:b/>
+                <w:bCs/>
+                <w:color w:val="1A1A1A"/>
+                <w:sz w:val="19"/>
+                <w:szCs w:val="19"/>
+              </w:rPr>
+              <w:t xml:space="preserve"> – 15:00</w:t>
+            </w:r>
+          </w:p>
+        </w:tc>
+        <w:tc>
+          <w:tcPr>
+            <w:tcW w:w="7964" w:type="dxa"/>
+            <w:tcBorders>
+              <w:top w:val="none" w:sz="0" w:space="0" w:color="FFFFFF"/>
+              <w:left w:val="none" w:sz="0" w:space="0" w:color="FFFFFF"/>
+              <w:bottom w:val="single" w:sz="4" w:space="0" w:color="D9DCDD"/>
+              <w:right w:val="none" w:sz="0" w:space="0" w:color="FFFFFF"/>
+            </w:tcBorders>
+            <w:shd w:val="clear" w:color="auto" w:fill="00C6D7"/>
+            <w:tcMar>
+              <w:top w:w="20" w:type="dxa"/>
+              <w:left w:w="160" w:type="dxa"/>
+              <w:bottom w:w="20" w:type="dxa"/>
+              <w:right w:w="0" w:type="dxa"/>
+            </w:tcMar>
+          </w:tcPr>
+          <w:p>
+            <w:pPr>
+              <w:rPr>
+                <w:rFonts w:ascii="Calibri" w:eastAsia="Calibri" w:hAnsi="Calibri" w:cs="Calibri"/>
+                <w:b/>
+                <w:bCs/>
+                <w:color w:val="1A1A1A"/>
+                <w:sz w:val="19"/>
+                <w:szCs w:val="19"/>
+              </w:rPr>
+            </w:pPr>
+            <w:r>
+              <w:rPr>
+                <w:rFonts w:ascii="Calibri" w:eastAsia="Calibri" w:hAnsi="Calibri" w:cs="Calibri"/>
+                <w:i/>
+                <w:iCs/>
+                <w:color w:val="4A4A47"/>
+              </w:rPr>
+              <w:t>Lunch</w:t>
+            </w:r>
+          </w:p>
+        </w:tc>
+      </w:tr>
+      <w:tr>
+        <w:trPr>
+          <w:cantSplit/>
+        </w:trPr>
+        <w:tc>
+          <w:tcPr>
+            <w:tcW w:w="1636" w:type="dxa"/>
+            <w:tcBorders>
+              <w:top w:val="none" w:sz="0" w:space="0" w:color="FFFFFF"/>
+              <w:left w:val="none" w:sz="0" w:space="0" w:color="FFFFFF"/>
+              <w:bottom w:val="single" w:sz="4" w:space="0" w:color="D9DCDD"/>
+              <w:right w:val="single" w:sz="6" w:space="0" w:color="00C6D7"/>
+            </w:tcBorders>
+            <w:tcMar>
+              <w:top w:w="20" w:type="dxa"/>
+              <w:left w:w="0" w:type="dxa"/>
+              <w:bottom w:w="20" w:type="dxa"/>
+              <w:right w:w="120" w:type="dxa"/>
+            </w:tcMar>
+          </w:tcPr>
+          <w:p>
+            <w:pPr>
+              <w:jc w:val="right"/>
+            </w:pPr>
+            <w:r>
+              <w:rPr>
+                <w:rFonts w:ascii="Calibri" w:eastAsia="Calibri" w:hAnsi="Calibri" w:cs="Calibri"/>
+                <w:b/>
+                <w:bCs/>
+                <w:color w:val="1A1A1A"/>
+                <w:sz w:val="19"/>
+                <w:szCs w:val="19"/>
+              </w:rPr>
+              <w:t>1</w:t>
+            </w:r>
+            <w:r>
+              <w:rPr>
+                <w:rFonts w:ascii="Calibri" w:eastAsia="Calibri" w:hAnsi="Calibri" w:cs="Calibri"/>
+                <w:b/>
+                <w:bCs/>
+                <w:color w:val="1A1A1A"/>
+                <w:sz w:val="19"/>
+                <w:szCs w:val="19"/>
+              </w:rPr>
+              <w:t>5</w:t>
+            </w:r>
+            <w:r>
+              <w:rPr>
+                <w:rFonts w:ascii="Calibri" w:eastAsia="Calibri" w:hAnsi="Calibri" w:cs="Calibri"/>
+                <w:b/>
+                <w:bCs/>
+                <w:color w:val="1A1A1A"/>
+                <w:sz w:val="19"/>
+                <w:szCs w:val="19"/>
+              </w:rPr>
+              <w:t>:</w:t>
+            </w:r>
+            <w:r>
+              <w:rPr>
+                <w:rFonts w:ascii="Calibri" w:eastAsia="Calibri" w:hAnsi="Calibri" w:cs="Calibri"/>
+                <w:b/>
+                <w:bCs/>
+                <w:color w:val="1A1A1A"/>
+                <w:sz w:val="19"/>
+                <w:szCs w:val="19"/>
+              </w:rPr>
+              <w:t>0</w:t>
+            </w:r>
+            <w:r>
+              <w:rPr>
+                <w:rFonts w:ascii="Calibri" w:eastAsia="Calibri" w:hAnsi="Calibri" w:cs="Calibri"/>
+                <w:b/>
+                <w:bCs/>
+                <w:color w:val="1A1A1A"/>
+                <w:sz w:val="19"/>
+                <w:szCs w:val="19"/>
+              </w:rPr>
+              <w:t>0</w:t>
+            </w:r>
+          </w:p>
+        </w:tc>
+        <w:tc>
+          <w:tcPr>
+            <w:tcW w:w="7964" w:type="dxa"/>
+            <w:tcBorders>
+              <w:top w:val="none" w:sz="0" w:space="0" w:color="FFFFFF"/>
+              <w:left w:val="none" w:sz="0" w:space="0" w:color="FFFFFF"/>
+              <w:bottom w:val="single" w:sz="4" w:space="0" w:color="D9DCDD"/>
+              <w:right w:val="none" w:sz="0" w:space="0" w:color="FFFFFF"/>
+            </w:tcBorders>
+            <w:tcMar>
+              <w:top w:w="20" w:type="dxa"/>
+              <w:left w:w="160" w:type="dxa"/>
+              <w:bottom w:w="20" w:type="dxa"/>
+              <w:right w:w="0" w:type="dxa"/>
+            </w:tcMar>
+          </w:tcPr>
+          <w:p>
+            <w:pPr>
+              <w:spacing w:after="30"/>
+            </w:pPr>
+            <w:r>
+              <w:rPr>
+                <w:rFonts w:ascii="Calibri" w:eastAsia="Calibri" w:hAnsi="Calibri" w:cs="Calibri"/>
+                <w:b/>
+                <w:bCs/>
+                <w:color w:val="1A1A1A"/>
+                <w:sz w:val="19"/>
+                <w:szCs w:val="19"/>
+              </w:rPr>
+              <w:t>Drug permeation through the data lenses</w:t>
+            </w:r>
+          </w:p>
+          <w:p>
             <w:r>
               <w:rPr>
                 <w:rFonts w:ascii="Calibri" w:eastAsia="Calibri" w:hAnsi="Calibri" w:cs="Calibri"/>
@@ -1108,18 +2021,12 @@
                 <w:sz w:val="17"/>
                 <w:szCs w:val="17"/>
               </w:rPr>
-              <w:t>15 + 5 min)</w:t>
+              <w:t>Karel Berka · Palacky University Olomouc, Olomouc, Czech Republic</w:t>
             </w:r>
           </w:p>
         </w:tc>
       </w:tr>
       <w:tr>
-        <w:tblPrEx>
-          <w:tblCellMar>
-            <w:top w:w="0" w:type="dxa"/>
-            <w:bottom w:w="0" w:type="dxa"/>
-          </w:tblCellMar>
-        </w:tblPrEx>
         <w:trPr>
           <w:cantSplit/>
         </w:trPr>
@@ -1152,7 +2059,29 @@
                 <w:sz w:val="19"/>
                 <w:szCs w:val="19"/>
               </w:rPr>
-              <w:t>10:50</w:t>
+              <w:t>15:</w:t>
+            </w:r>
+            <w:r>
+              <w:rPr>
+                <w:rFonts w:ascii="Calibri" w:eastAsia="Calibri" w:hAnsi="Calibri" w:cs="Calibri"/>
+                <w:b/>
+                <w:bCs/>
+                <w:color w:val="1A1A1A"/>
+                <w:sz w:val="19"/>
+                <w:szCs w:val="19"/>
+              </w:rPr>
+              <w:t>2</w:t>
+            </w:r>
+            <w:r>
+              <w:rPr>
+                <w:rFonts w:ascii="Calibri" w:eastAsia="Calibri" w:hAnsi="Calibri" w:cs="Calibri"/>
+                <w:b/>
+                <w:bCs/>
+                <w:color w:val="1A1A1A"/>
+                <w:sz w:val="19"/>
+                <w:szCs w:val="19"/>
+              </w:rPr>
+              <w:t>0</w:t>
             </w:r>
           </w:p>
         </w:tc>
@@ -1185,7 +2114,7 @@
                 <w:sz w:val="19"/>
                 <w:szCs w:val="19"/>
               </w:rPr>
-              <w:t>[Speaker Name]</w:t>
+              <w:t>Exploring noncovalent interactions via the Cambridge Structural Database</w:t>
             </w:r>
           </w:p>
           <w:p>
@@ -1198,9 +2127,103 @@
                 <w:sz w:val="17"/>
                 <w:szCs w:val="17"/>
               </w:rPr>
-              <w:t>[Affiliation, Country] · “[Talk title</w:t>
-            </w:r>
-            <w:proofErr w:type="gramStart"/>
+              <w:t>Dušan Malenov · University of Belgrade, Faculty of Chemistry, Belgrade, Serbia</w:t>
+            </w:r>
+          </w:p>
+        </w:tc>
+      </w:tr>
+      <w:tr>
+        <w:trPr>
+          <w:cantSplit/>
+        </w:trPr>
+        <w:tc>
+          <w:tcPr>
+            <w:tcW w:w="1636" w:type="dxa"/>
+            <w:tcBorders>
+              <w:top w:val="none" w:sz="0" w:space="0" w:color="FFFFFF"/>
+              <w:left w:val="none" w:sz="0" w:space="0" w:color="FFFFFF"/>
+              <w:bottom w:val="single" w:sz="4" w:space="0" w:color="D9DCDD"/>
+              <w:right w:val="single" w:sz="6" w:space="0" w:color="00C6D7"/>
+            </w:tcBorders>
+            <w:tcMar>
+              <w:top w:w="20" w:type="dxa"/>
+              <w:left w:w="0" w:type="dxa"/>
+              <w:bottom w:w="20" w:type="dxa"/>
+              <w:right w:w="120" w:type="dxa"/>
+            </w:tcMar>
+          </w:tcPr>
+          <w:p>
+            <w:pPr>
+              <w:jc w:val="right"/>
+            </w:pPr>
+            <w:r>
+              <w:rPr>
+                <w:rFonts w:ascii="Calibri" w:eastAsia="Calibri" w:hAnsi="Calibri" w:cs="Calibri"/>
+                <w:b/>
+                <w:bCs/>
+                <w:color w:val="1A1A1A"/>
+                <w:sz w:val="19"/>
+                <w:szCs w:val="19"/>
+              </w:rPr>
+              <w:t>15:</w:t>
+            </w:r>
+            <w:r>
+              <w:rPr>
+                <w:rFonts w:ascii="Calibri" w:eastAsia="Calibri" w:hAnsi="Calibri" w:cs="Calibri"/>
+                <w:b/>
+                <w:bCs/>
+                <w:color w:val="1A1A1A"/>
+                <w:sz w:val="19"/>
+                <w:szCs w:val="19"/>
+              </w:rPr>
+              <w:t>4</w:t>
+            </w:r>
+            <w:r>
+              <w:rPr>
+                <w:rFonts w:ascii="Calibri" w:eastAsia="Calibri" w:hAnsi="Calibri" w:cs="Calibri"/>
+                <w:b/>
+                <w:bCs/>
+                <w:color w:val="1A1A1A"/>
+                <w:sz w:val="19"/>
+                <w:szCs w:val="19"/>
+              </w:rPr>
+              <w:t>0</w:t>
+            </w:r>
+          </w:p>
+        </w:tc>
+        <w:tc>
+          <w:tcPr>
+            <w:tcW w:w="7964" w:type="dxa"/>
+            <w:tcBorders>
+              <w:top w:val="none" w:sz="0" w:space="0" w:color="FFFFFF"/>
+              <w:left w:val="none" w:sz="0" w:space="0" w:color="FFFFFF"/>
+              <w:bottom w:val="single" w:sz="4" w:space="0" w:color="D9DCDD"/>
+              <w:right w:val="none" w:sz="0" w:space="0" w:color="FFFFFF"/>
+            </w:tcBorders>
+            <w:tcMar>
+              <w:top w:w="20" w:type="dxa"/>
+              <w:left w:w="160" w:type="dxa"/>
+              <w:bottom w:w="20" w:type="dxa"/>
+              <w:right w:w="0" w:type="dxa"/>
+            </w:tcMar>
+          </w:tcPr>
+          <w:p>
+            <w:pPr>
+              <w:spacing w:after="30"/>
+            </w:pPr>
+            <w:r>
+              <w:rPr>
+                <w:rFonts w:ascii="Calibri" w:eastAsia="Calibri" w:hAnsi="Calibri" w:cs="Calibri"/>
+                <w:b/>
+                <w:bCs/>
+                <w:color w:val="1A1A1A"/>
+                <w:sz w:val="19"/>
+                <w:szCs w:val="19"/>
+              </w:rPr>
+              <w:t>Development of software tools for the open source cheminformatics ecosystem</w:t>
+            </w:r>
+          </w:p>
+          <w:p>
             <w:r>
               <w:rPr>
                 <w:rFonts w:ascii="Calibri" w:eastAsia="Calibri" w:hAnsi="Calibri" w:cs="Calibri"/>
@@ -1210,9 +2233,125 @@
                 <w:sz w:val="17"/>
                 <w:szCs w:val="17"/>
               </w:rPr>
-              <w:t>]”  (</w:t>
-            </w:r>
-            <w:proofErr w:type="gramEnd"/>
+              <w:t>Martin Sicho · Department of Informatics and Chemistry &amp; CZ-OPENSCREEN, University of Chemistry and Technology Prague, Czech Republic</w:t>
+            </w:r>
+          </w:p>
+        </w:tc>
+      </w:tr>
+      <w:tr>
+        <w:trPr>
+          <w:cantSplit/>
+        </w:trPr>
+        <w:tc>
+          <w:tcPr>
+            <w:tcW w:w="1636" w:type="dxa"/>
+            <w:tcBorders>
+              <w:top w:val="none" w:sz="0" w:space="0" w:color="FFFFFF"/>
+              <w:left w:val="none" w:sz="0" w:space="0" w:color="FFFFFF"/>
+              <w:bottom w:val="single" w:sz="4" w:space="0" w:color="D9DCDD"/>
+              <w:right w:val="single" w:sz="6" w:space="0" w:color="00C6D7"/>
+            </w:tcBorders>
+            <w:tcMar>
+              <w:top w:w="20" w:type="dxa"/>
+              <w:left w:w="0" w:type="dxa"/>
+              <w:bottom w:w="20" w:type="dxa"/>
+              <w:right w:w="120" w:type="dxa"/>
+            </w:tcMar>
+          </w:tcPr>
+          <w:p>
+            <w:pPr>
+              <w:jc w:val="right"/>
+            </w:pPr>
+            <w:r>
+              <w:rPr>
+                <w:rFonts w:ascii="Calibri" w:eastAsia="Calibri" w:hAnsi="Calibri" w:cs="Calibri"/>
+                <w:b/>
+                <w:bCs/>
+                <w:color w:val="1A1A1A"/>
+                <w:sz w:val="19"/>
+                <w:szCs w:val="19"/>
+              </w:rPr>
+              <w:t>1</w:t>
+            </w:r>
+            <w:r>
+              <w:rPr>
+                <w:rFonts w:ascii="Calibri" w:eastAsia="Calibri" w:hAnsi="Calibri" w:cs="Calibri"/>
+                <w:b/>
+                <w:bCs/>
+                <w:color w:val="1A1A1A"/>
+                <w:sz w:val="19"/>
+                <w:szCs w:val="19"/>
+              </w:rPr>
+              <w:t>6</w:t>
+            </w:r>
+            <w:r>
+              <w:rPr>
+                <w:rFonts w:ascii="Calibri" w:eastAsia="Calibri" w:hAnsi="Calibri" w:cs="Calibri"/>
+                <w:b/>
+                <w:bCs/>
+                <w:color w:val="1A1A1A"/>
+                <w:sz w:val="19"/>
+                <w:szCs w:val="19"/>
+              </w:rPr>
+              <w:t>:</w:t>
+            </w:r>
+            <w:r>
+              <w:rPr>
+                <w:rFonts w:ascii="Calibri" w:eastAsia="Calibri" w:hAnsi="Calibri" w:cs="Calibri"/>
+                <w:b/>
+                <w:bCs/>
+                <w:color w:val="1A1A1A"/>
+                <w:sz w:val="19"/>
+                <w:szCs w:val="19"/>
+              </w:rPr>
+              <w:t>0</w:t>
+            </w:r>
+            <w:r>
+              <w:rPr>
+                <w:rFonts w:ascii="Calibri" w:eastAsia="Calibri" w:hAnsi="Calibri" w:cs="Calibri"/>
+                <w:b/>
+                <w:bCs/>
+                <w:color w:val="1A1A1A"/>
+                <w:sz w:val="19"/>
+                <w:szCs w:val="19"/>
+              </w:rPr>
+              <w:t>0</w:t>
+            </w:r>
+          </w:p>
+        </w:tc>
+        <w:tc>
+          <w:tcPr>
+            <w:tcW w:w="7964" w:type="dxa"/>
+            <w:tcBorders>
+              <w:top w:val="none" w:sz="0" w:space="0" w:color="FFFFFF"/>
+              <w:left w:val="none" w:sz="0" w:space="0" w:color="FFFFFF"/>
+              <w:bottom w:val="single" w:sz="4" w:space="0" w:color="D9DCDD"/>
+              <w:right w:val="none" w:sz="0" w:space="0" w:color="FFFFFF"/>
+            </w:tcBorders>
+            <w:tcMar>
+              <w:top w:w="20" w:type="dxa"/>
+              <w:left w:w="160" w:type="dxa"/>
+              <w:bottom w:w="20" w:type="dxa"/>
+              <w:right w:w="0" w:type="dxa"/>
+            </w:tcMar>
+          </w:tcPr>
+          <w:p>
+            <w:pPr>
+              <w:spacing w:after="30"/>
+            </w:pPr>
+            <w:r>
+              <w:rPr>
+                <w:rFonts w:ascii="Calibri" w:eastAsia="Calibri" w:hAnsi="Calibri" w:cs="Calibri"/>
+                <w:b/>
+                <w:bCs/>
+                <w:color w:val="1A1A1A"/>
+                <w:sz w:val="19"/>
+                <w:szCs w:val="19"/>
+              </w:rPr>
+              <w:t>Design, Dock, Simulate: An Open-Source Stack for Drug Discovery</w:t>
+            </w:r>
+          </w:p>
+          <w:p>
             <w:r>
               <w:rPr>
                 <w:rFonts w:ascii="Calibri" w:eastAsia="Calibri" w:hAnsi="Calibri" w:cs="Calibri"/>
@@ -1222,18 +2361,12 @@
                 <w:sz w:val="17"/>
                 <w:szCs w:val="17"/>
               </w:rPr>
-              <w:t>15 + 5 min)</w:t>
+              <w:t>Pavel Polishchuk · Palacky University, Olomouc, Czech Republic</w:t>
             </w:r>
           </w:p>
         </w:tc>
       </w:tr>
       <w:tr>
-        <w:tblPrEx>
-          <w:tblCellMar>
-            <w:top w:w="0" w:type="dxa"/>
-            <w:bottom w:w="0" w:type="dxa"/>
-          </w:tblCellMar>
-        </w:tblPrEx>
         <w:trPr>
           <w:cantSplit/>
         </w:trPr>
@@ -1256,17 +2389,70 @@
           <w:p>
             <w:pPr>
               <w:jc w:val="right"/>
-            </w:pPr>
-            <w:r>
-              <w:rPr>
-                <w:rFonts w:ascii="Calibri" w:eastAsia="Calibri" w:hAnsi="Calibri" w:cs="Calibri"/>
-                <w:b/>
-                <w:bCs/>
-                <w:color w:val="1A1A1A"/>
-                <w:sz w:val="19"/>
-                <w:szCs w:val="19"/>
-              </w:rPr>
-              <w:t>11:10</w:t>
+              <w:rPr>
+                <w:rFonts w:ascii="Calibri" w:eastAsia="Calibri" w:hAnsi="Calibri" w:cs="Calibri"/>
+                <w:b/>
+                <w:bCs/>
+                <w:color w:val="1A1A1A"/>
+                <w:sz w:val="19"/>
+                <w:szCs w:val="19"/>
+              </w:rPr>
+            </w:pPr>
+            <w:r>
+              <w:rPr>
+                <w:rFonts w:ascii="Calibri" w:eastAsia="Calibri" w:hAnsi="Calibri" w:cs="Calibri"/>
+                <w:b/>
+                <w:bCs/>
+                <w:color w:val="1A1A1A"/>
+                <w:sz w:val="19"/>
+                <w:szCs w:val="19"/>
+              </w:rPr>
+              <w:lastRenderedPageBreak/>
+              <w:t>1</w:t>
+            </w:r>
+            <w:r>
+              <w:rPr>
+                <w:rFonts w:ascii="Calibri" w:eastAsia="Calibri" w:hAnsi="Calibri" w:cs="Calibri"/>
+                <w:b/>
+                <w:bCs/>
+                <w:color w:val="1A1A1A"/>
+                <w:sz w:val="19"/>
+                <w:szCs w:val="19"/>
+              </w:rPr>
+              <w:t>6</w:t>
+            </w:r>
+            <w:r>
+              <w:rPr>
+                <w:rFonts w:ascii="Calibri" w:eastAsia="Calibri" w:hAnsi="Calibri" w:cs="Calibri"/>
+                <w:b/>
+                <w:bCs/>
+                <w:color w:val="1A1A1A"/>
+                <w:sz w:val="19"/>
+                <w:szCs w:val="19"/>
+              </w:rPr>
+              <w:t>:</w:t>
+            </w:r>
+            <w:r>
+              <w:rPr>
+                <w:rFonts w:ascii="Calibri" w:eastAsia="Calibri" w:hAnsi="Calibri" w:cs="Calibri"/>
+                <w:b/>
+                <w:bCs/>
+                <w:color w:val="1A1A1A"/>
+                <w:sz w:val="19"/>
+                <w:szCs w:val="19"/>
+              </w:rPr>
+              <w:t>2</w:t>
+            </w:r>
+            <w:r>
+              <w:rPr>
+                <w:rFonts w:ascii="Calibri" w:eastAsia="Calibri" w:hAnsi="Calibri" w:cs="Calibri"/>
+                <w:b/>
+                <w:bCs/>
+                <w:color w:val="1A1A1A"/>
+                <w:sz w:val="19"/>
+                <w:szCs w:val="19"/>
+              </w:rPr>
+              <w:t>0</w:t>
             </w:r>
           </w:p>
         </w:tc>
@@ -1299,10 +2485,21 @@
                 <w:sz w:val="19"/>
                 <w:szCs w:val="19"/>
               </w:rPr>
-              <w:t>[Speaker Name]</w:t>
-            </w:r>
-          </w:p>
-          <w:p>
+              <w:t>Orange ChemInfWidgets as datamining tool for Chemoinformatics</w:t>
+            </w:r>
+          </w:p>
+          <w:p>
+            <w:pPr>
+              <w:spacing w:after="30"/>
+              <w:rPr>
+                <w:rFonts w:ascii="Calibri" w:eastAsia="Calibri" w:hAnsi="Calibri" w:cs="Calibri"/>
+                <w:b/>
+                <w:bCs/>
+                <w:color w:val="1A1A1A"/>
+                <w:sz w:val="19"/>
+                <w:szCs w:val="19"/>
+              </w:rPr>
+            </w:pPr>
             <w:r>
               <w:rPr>
                 <w:rFonts w:ascii="Calibri" w:eastAsia="Calibri" w:hAnsi="Calibri" w:cs="Calibri"/>
@@ -1312,9 +2509,220 @@
                 <w:sz w:val="17"/>
                 <w:szCs w:val="17"/>
               </w:rPr>
-              <w:t>[Affiliation, Country] · “[Talk title</w:t>
-            </w:r>
-            <w:proofErr w:type="gramStart"/>
+              <w:t>Črtomir Podlipnik · Faculty of Chemistry and Chemical Technology, University of Ljubljana, Slovenia</w:t>
+            </w:r>
+          </w:p>
+        </w:tc>
+      </w:tr>
+      <w:tr>
+        <w:trPr>
+          <w:cantSplit/>
+        </w:trPr>
+        <w:tc>
+          <w:tcPr>
+            <w:tcW w:w="1636" w:type="dxa"/>
+            <w:tcBorders>
+              <w:top w:val="none" w:sz="0" w:space="0" w:color="FFFFFF"/>
+              <w:left w:val="none" w:sz="0" w:space="0" w:color="FFFFFF"/>
+              <w:bottom w:val="single" w:sz="4" w:space="0" w:color="D9DCDD"/>
+              <w:right w:val="single" w:sz="6" w:space="0" w:color="00C6D7"/>
+            </w:tcBorders>
+            <w:shd w:val="clear" w:color="auto" w:fill="B3FAFF"/>
+            <w:tcMar>
+              <w:top w:w="20" w:type="dxa"/>
+              <w:left w:w="0" w:type="dxa"/>
+              <w:bottom w:w="20" w:type="dxa"/>
+              <w:right w:w="120" w:type="dxa"/>
+            </w:tcMar>
+          </w:tcPr>
+          <w:p>
+            <w:pPr>
+              <w:jc w:val="right"/>
+              <w:rPr>
+                <w:rFonts w:ascii="Calibri" w:eastAsia="Calibri" w:hAnsi="Calibri" w:cs="Calibri"/>
+                <w:b/>
+                <w:bCs/>
+                <w:color w:val="1A1A1A"/>
+                <w:sz w:val="19"/>
+                <w:szCs w:val="19"/>
+              </w:rPr>
+            </w:pPr>
+            <w:r>
+              <w:rPr>
+                <w:rFonts w:ascii="Calibri" w:eastAsia="Calibri" w:hAnsi="Calibri" w:cs="Calibri"/>
+                <w:b/>
+                <w:bCs/>
+                <w:color w:val="1A1A1A"/>
+                <w:sz w:val="19"/>
+                <w:szCs w:val="19"/>
+              </w:rPr>
+              <w:t>1</w:t>
+            </w:r>
+            <w:r>
+              <w:rPr>
+                <w:rFonts w:ascii="Calibri" w:eastAsia="Calibri" w:hAnsi="Calibri" w:cs="Calibri"/>
+                <w:b/>
+                <w:bCs/>
+                <w:color w:val="1A1A1A"/>
+                <w:sz w:val="19"/>
+                <w:szCs w:val="19"/>
+              </w:rPr>
+              <w:t>6</w:t>
+            </w:r>
+            <w:r>
+              <w:rPr>
+                <w:rFonts w:ascii="Calibri" w:eastAsia="Calibri" w:hAnsi="Calibri" w:cs="Calibri"/>
+                <w:b/>
+                <w:bCs/>
+                <w:color w:val="1A1A1A"/>
+                <w:sz w:val="19"/>
+                <w:szCs w:val="19"/>
+              </w:rPr>
+              <w:t>:40</w:t>
+            </w:r>
+            <w:r>
+              <w:rPr>
+                <w:rFonts w:ascii="Calibri" w:eastAsia="Calibri" w:hAnsi="Calibri" w:cs="Calibri"/>
+                <w:b/>
+                <w:bCs/>
+                <w:color w:val="1A1A1A"/>
+                <w:sz w:val="19"/>
+                <w:szCs w:val="19"/>
+              </w:rPr>
+              <w:t xml:space="preserve"> – 17:20</w:t>
+            </w:r>
+          </w:p>
+        </w:tc>
+        <w:tc>
+          <w:tcPr>
+            <w:tcW w:w="7964" w:type="dxa"/>
+            <w:tcBorders>
+              <w:top w:val="none" w:sz="0" w:space="0" w:color="FFFFFF"/>
+              <w:left w:val="none" w:sz="0" w:space="0" w:color="FFFFFF"/>
+              <w:bottom w:val="single" w:sz="4" w:space="0" w:color="D9DCDD"/>
+              <w:right w:val="none" w:sz="0" w:space="0" w:color="FFFFFF"/>
+            </w:tcBorders>
+            <w:shd w:val="clear" w:color="auto" w:fill="B3FAFF"/>
+            <w:tcMar>
+              <w:top w:w="20" w:type="dxa"/>
+              <w:left w:w="160" w:type="dxa"/>
+              <w:bottom w:w="20" w:type="dxa"/>
+              <w:right w:w="0" w:type="dxa"/>
+            </w:tcMar>
+          </w:tcPr>
+          <w:p>
+            <w:pPr>
+              <w:spacing w:after="30"/>
+              <w:rPr>
+                <w:rFonts w:ascii="Calibri" w:eastAsia="Calibri" w:hAnsi="Calibri" w:cs="Calibri"/>
+                <w:b/>
+                <w:bCs/>
+                <w:color w:val="1A1A1A"/>
+                <w:sz w:val="19"/>
+                <w:szCs w:val="19"/>
+              </w:rPr>
+            </w:pPr>
+            <w:r>
+              <w:rPr>
+                <w:rFonts w:ascii="Calibri" w:eastAsia="Calibri" w:hAnsi="Calibri" w:cs="Calibri"/>
+                <w:i/>
+                <w:iCs/>
+                <w:color w:val="4A4A47"/>
+              </w:rPr>
+              <w:t>Coffee Break</w:t>
+            </w:r>
+          </w:p>
+        </w:tc>
+      </w:tr>
+      <w:tr>
+        <w:trPr>
+          <w:cantSplit/>
+        </w:trPr>
+        <w:tc>
+          <w:tcPr>
+            <w:tcW w:w="1636" w:type="dxa"/>
+            <w:tcBorders>
+              <w:top w:val="none" w:sz="0" w:space="0" w:color="FFFFFF"/>
+              <w:left w:val="none" w:sz="0" w:space="0" w:color="FFFFFF"/>
+              <w:bottom w:val="single" w:sz="4" w:space="0" w:color="D9DCDD"/>
+              <w:right w:val="single" w:sz="6" w:space="0" w:color="00C6D7"/>
+            </w:tcBorders>
+            <w:tcMar>
+              <w:top w:w="20" w:type="dxa"/>
+              <w:left w:w="0" w:type="dxa"/>
+              <w:bottom w:w="20" w:type="dxa"/>
+              <w:right w:w="120" w:type="dxa"/>
+            </w:tcMar>
+          </w:tcPr>
+          <w:p>
+            <w:pPr>
+              <w:jc w:val="right"/>
+              <w:rPr>
+                <w:rFonts w:ascii="Calibri" w:eastAsia="Calibri" w:hAnsi="Calibri" w:cs="Calibri"/>
+                <w:b/>
+                <w:bCs/>
+                <w:color w:val="1A1A1A"/>
+                <w:sz w:val="19"/>
+                <w:szCs w:val="19"/>
+              </w:rPr>
+            </w:pPr>
+            <w:r>
+              <w:rPr>
+                <w:rFonts w:ascii="Calibri" w:eastAsia="Calibri" w:hAnsi="Calibri" w:cs="Calibri"/>
+                <w:b/>
+                <w:bCs/>
+                <w:color w:val="1A1A1A"/>
+                <w:sz w:val="19"/>
+                <w:szCs w:val="19"/>
+              </w:rPr>
+              <w:t>17:20</w:t>
+            </w:r>
+          </w:p>
+        </w:tc>
+        <w:tc>
+          <w:tcPr>
+            <w:tcW w:w="7964" w:type="dxa"/>
+            <w:tcBorders>
+              <w:top w:val="none" w:sz="0" w:space="0" w:color="FFFFFF"/>
+              <w:left w:val="none" w:sz="0" w:space="0" w:color="FFFFFF"/>
+              <w:bottom w:val="single" w:sz="4" w:space="0" w:color="D9DCDD"/>
+              <w:right w:val="none" w:sz="0" w:space="0" w:color="FFFFFF"/>
+            </w:tcBorders>
+            <w:tcMar>
+              <w:top w:w="20" w:type="dxa"/>
+              <w:left w:w="160" w:type="dxa"/>
+              <w:bottom w:w="20" w:type="dxa"/>
+              <w:right w:w="0" w:type="dxa"/>
+            </w:tcMar>
+          </w:tcPr>
+          <w:p>
+            <w:pPr>
+              <w:spacing w:after="30"/>
+            </w:pPr>
+            <w:r>
+              <w:rPr>
+                <w:rFonts w:ascii="Calibri" w:eastAsia="Calibri" w:hAnsi="Calibri" w:cs="Calibri"/>
+                <w:b/>
+                <w:bCs/>
+                <w:color w:val="1A1A1A"/>
+                <w:sz w:val="19"/>
+                <w:szCs w:val="19"/>
+              </w:rPr>
+              <w:t>Quantum chemistry on AI-generated structures of protein-ligand complexes</w:t>
+            </w:r>
+          </w:p>
+          <w:p>
+            <w:pPr>
+              <w:spacing w:after="30"/>
+              <w:rPr>
+                <w:rFonts w:ascii="Calibri" w:eastAsia="Calibri" w:hAnsi="Calibri" w:cs="Calibri"/>
+                <w:b/>
+                <w:bCs/>
+                <w:color w:val="1A1A1A"/>
+                <w:sz w:val="19"/>
+                <w:szCs w:val="19"/>
+              </w:rPr>
+            </w:pPr>
             <w:r>
               <w:rPr>
                 <w:rFonts w:ascii="Calibri" w:eastAsia="Calibri" w:hAnsi="Calibri" w:cs="Calibri"/>
@@ -1324,9 +2732,100 @@
                 <w:sz w:val="17"/>
                 <w:szCs w:val="17"/>
               </w:rPr>
-              <w:t>]”  (</w:t>
-            </w:r>
-            <w:proofErr w:type="gramEnd"/>
+              <w:t>Jan Řezáč · Institute of Organic Chemistry and Biochemistry AS CR, Prague, Czech Republic</w:t>
+            </w:r>
+          </w:p>
+        </w:tc>
+      </w:tr>
+      <w:tr>
+        <w:trPr>
+          <w:cantSplit/>
+        </w:trPr>
+        <w:tc>
+          <w:tcPr>
+            <w:tcW w:w="1636" w:type="dxa"/>
+            <w:tcBorders>
+              <w:top w:val="none" w:sz="0" w:space="0" w:color="FFFFFF"/>
+              <w:left w:val="none" w:sz="0" w:space="0" w:color="FFFFFF"/>
+              <w:bottom w:val="single" w:sz="4" w:space="0" w:color="D9DCDD"/>
+              <w:right w:val="single" w:sz="6" w:space="0" w:color="00C6D7"/>
+            </w:tcBorders>
+            <w:tcMar>
+              <w:top w:w="20" w:type="dxa"/>
+              <w:left w:w="0" w:type="dxa"/>
+              <w:bottom w:w="20" w:type="dxa"/>
+              <w:right w:w="120" w:type="dxa"/>
+            </w:tcMar>
+          </w:tcPr>
+          <w:p>
+            <w:pPr>
+              <w:jc w:val="right"/>
+              <w:rPr>
+                <w:rFonts w:ascii="Calibri" w:eastAsia="Calibri" w:hAnsi="Calibri" w:cs="Calibri"/>
+                <w:b/>
+                <w:bCs/>
+                <w:color w:val="1A1A1A"/>
+                <w:sz w:val="19"/>
+                <w:szCs w:val="19"/>
+              </w:rPr>
+            </w:pPr>
+            <w:r>
+              <w:rPr>
+                <w:rFonts w:ascii="Calibri" w:eastAsia="Calibri" w:hAnsi="Calibri" w:cs="Calibri"/>
+                <w:b/>
+                <w:bCs/>
+                <w:color w:val="1A1A1A"/>
+                <w:sz w:val="19"/>
+                <w:szCs w:val="19"/>
+              </w:rPr>
+              <w:t>17:40</w:t>
+            </w:r>
+          </w:p>
+        </w:tc>
+        <w:tc>
+          <w:tcPr>
+            <w:tcW w:w="7964" w:type="dxa"/>
+            <w:tcBorders>
+              <w:top w:val="none" w:sz="0" w:space="0" w:color="FFFFFF"/>
+              <w:left w:val="none" w:sz="0" w:space="0" w:color="FFFFFF"/>
+              <w:bottom w:val="single" w:sz="4" w:space="0" w:color="D9DCDD"/>
+              <w:right w:val="none" w:sz="0" w:space="0" w:color="FFFFFF"/>
+            </w:tcBorders>
+            <w:tcMar>
+              <w:top w:w="20" w:type="dxa"/>
+              <w:left w:w="160" w:type="dxa"/>
+              <w:bottom w:w="20" w:type="dxa"/>
+              <w:right w:w="0" w:type="dxa"/>
+            </w:tcMar>
+          </w:tcPr>
+          <w:p>
+            <w:pPr>
+              <w:spacing w:after="30"/>
+            </w:pPr>
+            <w:r>
+              <w:rPr>
+                <w:rFonts w:ascii="Calibri" w:eastAsia="Calibri" w:hAnsi="Calibri" w:cs="Calibri"/>
+                <w:b/>
+                <w:bCs/>
+                <w:color w:val="1A1A1A"/>
+                <w:sz w:val="19"/>
+                <w:szCs w:val="19"/>
+              </w:rPr>
+              <w:t>A Read-Across approach to model vapor-liquid equilibria of alkanethiols absorption in aqueous amine solvents</w:t>
+            </w:r>
+          </w:p>
+          <w:p>
+            <w:pPr>
+              <w:spacing w:after="30"/>
+              <w:rPr>
+                <w:rFonts w:ascii="Calibri" w:eastAsia="Calibri" w:hAnsi="Calibri" w:cs="Calibri"/>
+                <w:b/>
+                <w:bCs/>
+                <w:color w:val="1A1A1A"/>
+                <w:sz w:val="19"/>
+                <w:szCs w:val="19"/>
+              </w:rPr>
+            </w:pPr>
             <w:r>
               <w:rPr>
                 <w:rFonts w:ascii="Calibri" w:eastAsia="Calibri" w:hAnsi="Calibri" w:cs="Calibri"/>
@@ -1336,18 +2835,12 @@
                 <w:sz w:val="17"/>
                 <w:szCs w:val="17"/>
               </w:rPr>
-              <w:t>15 + 5 min)</w:t>
+              <w:t>Kyrylo Klimenko · Department of Informatics and Chemistry, University of Chemistry and Technology Prague, Czech Republic</w:t>
             </w:r>
           </w:p>
         </w:tc>
       </w:tr>
       <w:tr>
-        <w:tblPrEx>
-          <w:tblCellMar>
-            <w:top w:w="0" w:type="dxa"/>
-            <w:bottom w:w="0" w:type="dxa"/>
-          </w:tblCellMar>
-        </w:tblPrEx>
         <w:trPr>
           <w:cantSplit/>
         </w:trPr>
@@ -1370,17 +2863,25 @@
           <w:p>
             <w:pPr>
               <w:jc w:val="right"/>
-            </w:pPr>
-            <w:r>
-              <w:rPr>
-                <w:rFonts w:ascii="Calibri" w:eastAsia="Calibri" w:hAnsi="Calibri" w:cs="Calibri"/>
-                <w:b/>
-                <w:bCs/>
-                <w:color w:val="1A1A1A"/>
-                <w:sz w:val="19"/>
-                <w:szCs w:val="19"/>
-              </w:rPr>
-              <w:t>11:30</w:t>
+              <w:rPr>
+                <w:rFonts w:ascii="Calibri" w:eastAsia="Calibri" w:hAnsi="Calibri" w:cs="Calibri"/>
+                <w:b/>
+                <w:bCs/>
+                <w:color w:val="1A1A1A"/>
+                <w:sz w:val="19"/>
+                <w:szCs w:val="19"/>
+              </w:rPr>
+            </w:pPr>
+            <w:r>
+              <w:rPr>
+                <w:rFonts w:ascii="Calibri" w:eastAsia="Calibri" w:hAnsi="Calibri" w:cs="Calibri"/>
+                <w:b/>
+                <w:bCs/>
+                <w:color w:val="1A1A1A"/>
+                <w:sz w:val="19"/>
+                <w:szCs w:val="19"/>
+              </w:rPr>
+              <w:t>18:00</w:t>
             </w:r>
           </w:p>
         </w:tc>
@@ -1413,10 +2914,21 @@
                 <w:sz w:val="19"/>
                 <w:szCs w:val="19"/>
               </w:rPr>
-              <w:t>[Speaker Name]</w:t>
-            </w:r>
-          </w:p>
-          <w:p>
+              <w:t>Predicting vapour pressures in diverse chemical spaces</w:t>
+            </w:r>
+          </w:p>
+          <w:p>
+            <w:pPr>
+              <w:spacing w:after="30"/>
+              <w:rPr>
+                <w:rFonts w:ascii="Calibri" w:eastAsia="Calibri" w:hAnsi="Calibri" w:cs="Calibri"/>
+                <w:b/>
+                <w:bCs/>
+                <w:color w:val="1A1A1A"/>
+                <w:sz w:val="19"/>
+                <w:szCs w:val="19"/>
+              </w:rPr>
+            </w:pPr>
             <w:r>
               <w:rPr>
                 <w:rFonts w:ascii="Calibri" w:eastAsia="Calibri" w:hAnsi="Calibri" w:cs="Calibri"/>
@@ -1426,9 +2938,100 @@
                 <w:sz w:val="17"/>
                 <w:szCs w:val="17"/>
               </w:rPr>
-              <w:t>[Affiliation, Country] · “[Talk title</w:t>
-            </w:r>
-            <w:proofErr w:type="gramStart"/>
+              <w:t>Dalibor Hršak · Ruđer Bošković Institute, Zagreb, Croatia</w:t>
+            </w:r>
+          </w:p>
+        </w:tc>
+      </w:tr>
+      <w:tr>
+        <w:trPr>
+          <w:cantSplit/>
+        </w:trPr>
+        <w:tc>
+          <w:tcPr>
+            <w:tcW w:w="1636" w:type="dxa"/>
+            <w:tcBorders>
+              <w:top w:val="none" w:sz="0" w:space="0" w:color="FFFFFF"/>
+              <w:left w:val="none" w:sz="0" w:space="0" w:color="FFFFFF"/>
+              <w:bottom w:val="single" w:sz="4" w:space="0" w:color="D9DCDD"/>
+              <w:right w:val="single" w:sz="6" w:space="0" w:color="00C6D7"/>
+            </w:tcBorders>
+            <w:tcMar>
+              <w:top w:w="20" w:type="dxa"/>
+              <w:left w:w="0" w:type="dxa"/>
+              <w:bottom w:w="20" w:type="dxa"/>
+              <w:right w:w="120" w:type="dxa"/>
+            </w:tcMar>
+          </w:tcPr>
+          <w:p>
+            <w:pPr>
+              <w:jc w:val="right"/>
+              <w:rPr>
+                <w:rFonts w:ascii="Calibri" w:eastAsia="Calibri" w:hAnsi="Calibri" w:cs="Calibri"/>
+                <w:b/>
+                <w:bCs/>
+                <w:color w:val="1A1A1A"/>
+                <w:sz w:val="19"/>
+                <w:szCs w:val="19"/>
+              </w:rPr>
+            </w:pPr>
+            <w:r>
+              <w:rPr>
+                <w:rFonts w:ascii="Calibri" w:eastAsia="Calibri" w:hAnsi="Calibri" w:cs="Calibri"/>
+                <w:b/>
+                <w:bCs/>
+                <w:color w:val="1A1A1A"/>
+                <w:sz w:val="19"/>
+                <w:szCs w:val="19"/>
+              </w:rPr>
+              <w:t>18:20</w:t>
+            </w:r>
+          </w:p>
+        </w:tc>
+        <w:tc>
+          <w:tcPr>
+            <w:tcW w:w="7964" w:type="dxa"/>
+            <w:tcBorders>
+              <w:top w:val="none" w:sz="0" w:space="0" w:color="FFFFFF"/>
+              <w:left w:val="none" w:sz="0" w:space="0" w:color="FFFFFF"/>
+              <w:bottom w:val="single" w:sz="4" w:space="0" w:color="D9DCDD"/>
+              <w:right w:val="none" w:sz="0" w:space="0" w:color="FFFFFF"/>
+            </w:tcBorders>
+            <w:tcMar>
+              <w:top w:w="20" w:type="dxa"/>
+              <w:left w:w="160" w:type="dxa"/>
+              <w:bottom w:w="20" w:type="dxa"/>
+              <w:right w:w="0" w:type="dxa"/>
+            </w:tcMar>
+          </w:tcPr>
+          <w:p>
+            <w:pPr>
+              <w:spacing w:after="30"/>
+            </w:pPr>
+            <w:r>
+              <w:rPr>
+                <w:rFonts w:ascii="Calibri" w:eastAsia="Calibri" w:hAnsi="Calibri" w:cs="Calibri"/>
+                <w:b/>
+                <w:bCs/>
+                <w:color w:val="1A1A1A"/>
+                <w:sz w:val="19"/>
+                <w:szCs w:val="19"/>
+              </w:rPr>
+              <w:t>Structural Basis of Amyloid-β Aggregation Inhibition by Novel Tetrahydrofuran Derivatives</w:t>
+            </w:r>
+          </w:p>
+          <w:p>
+            <w:pPr>
+              <w:spacing w:after="30"/>
+              <w:rPr>
+                <w:rFonts w:ascii="Calibri" w:eastAsia="Calibri" w:hAnsi="Calibri" w:cs="Calibri"/>
+                <w:b/>
+                <w:bCs/>
+                <w:color w:val="1A1A1A"/>
+                <w:sz w:val="19"/>
+                <w:szCs w:val="19"/>
+              </w:rPr>
+            </w:pPr>
             <w:r>
               <w:rPr>
                 <w:rFonts w:ascii="Calibri" w:eastAsia="Calibri" w:hAnsi="Calibri" w:cs="Calibri"/>
@@ -1438,9 +3041,100 @@
                 <w:sz w:val="17"/>
                 <w:szCs w:val="17"/>
               </w:rPr>
-              <w:t>]”  (</w:t>
-            </w:r>
-            <w:proofErr w:type="gramEnd"/>
+              <w:t>Vladimír Garaj · Faculty of Pharmacy, Comenius University in Bratislava, Slovakia</w:t>
+            </w:r>
+          </w:p>
+        </w:tc>
+      </w:tr>
+      <w:tr>
+        <w:trPr>
+          <w:cantSplit/>
+        </w:trPr>
+        <w:tc>
+          <w:tcPr>
+            <w:tcW w:w="1636" w:type="dxa"/>
+            <w:tcBorders>
+              <w:top w:val="none" w:sz="0" w:space="0" w:color="FFFFFF"/>
+              <w:left w:val="none" w:sz="0" w:space="0" w:color="FFFFFF"/>
+              <w:bottom w:val="single" w:sz="4" w:space="0" w:color="D9DCDD"/>
+              <w:right w:val="single" w:sz="6" w:space="0" w:color="00C6D7"/>
+            </w:tcBorders>
+            <w:tcMar>
+              <w:top w:w="20" w:type="dxa"/>
+              <w:left w:w="0" w:type="dxa"/>
+              <w:bottom w:w="20" w:type="dxa"/>
+              <w:right w:w="120" w:type="dxa"/>
+            </w:tcMar>
+          </w:tcPr>
+          <w:p>
+            <w:pPr>
+              <w:jc w:val="right"/>
+              <w:rPr>
+                <w:rFonts w:ascii="Calibri" w:eastAsia="Calibri" w:hAnsi="Calibri" w:cs="Calibri"/>
+                <w:b/>
+                <w:bCs/>
+                <w:color w:val="1A1A1A"/>
+                <w:sz w:val="19"/>
+                <w:szCs w:val="19"/>
+              </w:rPr>
+            </w:pPr>
+            <w:r>
+              <w:rPr>
+                <w:rFonts w:ascii="Calibri" w:eastAsia="Calibri" w:hAnsi="Calibri" w:cs="Calibri"/>
+                <w:b/>
+                <w:bCs/>
+                <w:color w:val="1A1A1A"/>
+                <w:sz w:val="19"/>
+                <w:szCs w:val="19"/>
+              </w:rPr>
+              <w:t>18:40</w:t>
+            </w:r>
+          </w:p>
+        </w:tc>
+        <w:tc>
+          <w:tcPr>
+            <w:tcW w:w="7964" w:type="dxa"/>
+            <w:tcBorders>
+              <w:top w:val="none" w:sz="0" w:space="0" w:color="FFFFFF"/>
+              <w:left w:val="none" w:sz="0" w:space="0" w:color="FFFFFF"/>
+              <w:bottom w:val="single" w:sz="4" w:space="0" w:color="D9DCDD"/>
+              <w:right w:val="none" w:sz="0" w:space="0" w:color="FFFFFF"/>
+            </w:tcBorders>
+            <w:tcMar>
+              <w:top w:w="20" w:type="dxa"/>
+              <w:left w:w="160" w:type="dxa"/>
+              <w:bottom w:w="20" w:type="dxa"/>
+              <w:right w:w="0" w:type="dxa"/>
+            </w:tcMar>
+          </w:tcPr>
+          <w:p>
+            <w:pPr>
+              <w:spacing w:after="30"/>
+            </w:pPr>
+            <w:r>
+              <w:rPr>
+                <w:rFonts w:ascii="Calibri" w:eastAsia="Calibri" w:hAnsi="Calibri" w:cs="Calibri"/>
+                <w:b/>
+                <w:bCs/>
+                <w:color w:val="1A1A1A"/>
+                <w:sz w:val="19"/>
+                <w:szCs w:val="19"/>
+              </w:rPr>
+              <w:t>Polyphenol fatty acid esters – structure, activity, and pharmacological potential</w:t>
+            </w:r>
+          </w:p>
+          <w:p>
+            <w:pPr>
+              <w:spacing w:after="30"/>
+              <w:rPr>
+                <w:rFonts w:ascii="Calibri" w:eastAsia="Calibri" w:hAnsi="Calibri" w:cs="Calibri"/>
+                <w:b/>
+                <w:bCs/>
+                <w:color w:val="1A1A1A"/>
+                <w:sz w:val="19"/>
+                <w:szCs w:val="19"/>
+              </w:rPr>
+            </w:pPr>
             <w:r>
               <w:rPr>
                 <w:rFonts w:ascii="Calibri" w:eastAsia="Calibri" w:hAnsi="Calibri" w:cs="Calibri"/>
@@ -1450,18 +3144,12 @@
                 <w:sz w:val="17"/>
                 <w:szCs w:val="17"/>
               </w:rPr>
-              <w:t>15 + 5 min)</w:t>
+              <w:t>Magdaléna Májeková · Centre of Experimental Medicine, Slovak Academy of Sciences, Slovakia</w:t>
             </w:r>
           </w:p>
         </w:tc>
       </w:tr>
       <w:tr>
-        <w:tblPrEx>
-          <w:tblCellMar>
-            <w:top w:w="0" w:type="dxa"/>
-            <w:bottom w:w="0" w:type="dxa"/>
-          </w:tblCellMar>
-        </w:tblPrEx>
         <w:trPr>
           <w:cantSplit/>
         </w:trPr>
@@ -1484,17 +3172,25 @@
           <w:p>
             <w:pPr>
               <w:jc w:val="right"/>
-            </w:pPr>
-            <w:r>
-              <w:rPr>
-                <w:rFonts w:ascii="Calibri" w:eastAsia="Calibri" w:hAnsi="Calibri" w:cs="Calibri"/>
-                <w:b/>
-                <w:bCs/>
-                <w:color w:val="4A4A47"/>
-                <w:sz w:val="17"/>
-                <w:szCs w:val="17"/>
-              </w:rPr>
-              <w:t>11:50</w:t>
+              <w:rPr>
+                <w:rFonts w:ascii="Calibri" w:eastAsia="Calibri" w:hAnsi="Calibri" w:cs="Calibri"/>
+                <w:b/>
+                <w:bCs/>
+                <w:color w:val="1A1A1A"/>
+                <w:sz w:val="19"/>
+                <w:szCs w:val="19"/>
+              </w:rPr>
+            </w:pPr>
+            <w:r>
+              <w:rPr>
+                <w:rFonts w:ascii="Calibri" w:eastAsia="Calibri" w:hAnsi="Calibri" w:cs="Calibri"/>
+                <w:b/>
+                <w:bCs/>
+                <w:color w:val="1A1A1A"/>
+                <w:sz w:val="19"/>
+                <w:szCs w:val="19"/>
+              </w:rPr>
+              <w:t>19:00</w:t>
             </w:r>
           </w:p>
         </w:tc>
@@ -1507,7 +3203,6 @@
               <w:bottom w:val="single" w:sz="4" w:space="0" w:color="D9DCDD"/>
               <w:right w:val="none" w:sz="0" w:space="0" w:color="FFFFFF"/>
             </w:tcBorders>
-            <w:shd w:val="clear" w:color="auto" w:fill="F4F5F6"/>
             <w:tcMar>
               <w:top w:w="20" w:type="dxa"/>
               <w:left w:w="160" w:type="dxa"/>
@@ -1516,1063 +3211,160 @@
             </w:tcMar>
           </w:tcPr>
           <w:p>
-            <w:r>
+            <w:pPr>
+              <w:spacing w:after="30"/>
+              <w:rPr>
+                <w:rFonts w:ascii="Calibri" w:eastAsia="Calibri" w:hAnsi="Calibri" w:cs="Calibri"/>
+                <w:b/>
+                <w:bCs/>
+                <w:color w:val="1A1A1A"/>
+                <w:sz w:val="19"/>
+                <w:szCs w:val="19"/>
+              </w:rPr>
+            </w:pPr>
+            <w:r>
+              <w:rPr>
+                <w:rFonts w:ascii="Calibri" w:eastAsia="Calibri" w:hAnsi="Calibri" w:cs="Calibri"/>
+                <w:b/>
+                <w:bCs/>
+                <w:color w:val="1A1A1A"/>
+                <w:sz w:val="19"/>
+                <w:szCs w:val="19"/>
+              </w:rPr>
+              <w:t>Closing remarks</w:t>
+            </w:r>
+          </w:p>
+        </w:tc>
+      </w:tr>
+      <w:tr>
+        <w:trPr>
+          <w:cantSplit/>
+        </w:trPr>
+        <w:tc>
+          <w:tcPr>
+            <w:tcW w:w="1636" w:type="dxa"/>
+            <w:tcBorders>
+              <w:top w:val="none" w:sz="0" w:space="0" w:color="FFFFFF"/>
+              <w:left w:val="none" w:sz="0" w:space="0" w:color="FFFFFF"/>
+              <w:bottom w:val="single" w:sz="4" w:space="0" w:color="D9DCDD"/>
+              <w:right w:val="single" w:sz="6" w:space="0" w:color="00C6D7"/>
+            </w:tcBorders>
+            <w:shd w:val="clear" w:color="auto" w:fill="00C6D7"/>
+            <w:tcMar>
+              <w:top w:w="20" w:type="dxa"/>
+              <w:left w:w="0" w:type="dxa"/>
+              <w:bottom w:w="20" w:type="dxa"/>
+              <w:right w:w="120" w:type="dxa"/>
+            </w:tcMar>
+          </w:tcPr>
+          <w:p>
+            <w:pPr>
+              <w:jc w:val="right"/>
+              <w:rPr>
+                <w:rFonts w:ascii="Calibri" w:eastAsia="Calibri" w:hAnsi="Calibri" w:cs="Calibri"/>
+                <w:b/>
+                <w:bCs/>
+                <w:color w:val="1A1A1A"/>
+                <w:sz w:val="19"/>
+                <w:szCs w:val="19"/>
+              </w:rPr>
+            </w:pPr>
+            <w:r>
+              <w:rPr>
+                <w:rFonts w:ascii="Calibri" w:eastAsia="Calibri" w:hAnsi="Calibri" w:cs="Calibri"/>
+                <w:b/>
+                <w:bCs/>
+                <w:color w:val="1A1A1A"/>
+                <w:sz w:val="19"/>
+                <w:szCs w:val="19"/>
+              </w:rPr>
+              <w:t xml:space="preserve">20:00 – ? </w:t>
+            </w:r>
+          </w:p>
+        </w:tc>
+        <w:tc>
+          <w:tcPr>
+            <w:tcW w:w="7964" w:type="dxa"/>
+            <w:tcBorders>
+              <w:top w:val="none" w:sz="0" w:space="0" w:color="FFFFFF"/>
+              <w:left w:val="none" w:sz="0" w:space="0" w:color="FFFFFF"/>
+              <w:bottom w:val="single" w:sz="4" w:space="0" w:color="D9DCDD"/>
+              <w:right w:val="none" w:sz="0" w:space="0" w:color="FFFFFF"/>
+            </w:tcBorders>
+            <w:shd w:val="clear" w:color="auto" w:fill="00C6D7"/>
+            <w:tcMar>
+              <w:top w:w="20" w:type="dxa"/>
+              <w:left w:w="160" w:type="dxa"/>
+              <w:bottom w:w="20" w:type="dxa"/>
+              <w:right w:w="0" w:type="dxa"/>
+            </w:tcMar>
+          </w:tcPr>
+          <w:p>
+            <w:pPr>
               <w:rPr>
                 <w:rFonts w:ascii="Calibri" w:eastAsia="Calibri" w:hAnsi="Calibri" w:cs="Calibri"/>
                 <w:i/>
                 <w:iCs/>
                 <w:color w:val="4A4A47"/>
-                <w:sz w:val="17"/>
-                <w:szCs w:val="17"/>
-              </w:rPr>
-              <w:t>Lunch Break</w:t>
-            </w:r>
-          </w:p>
-        </w:tc>
-      </w:tr>
-      <w:tr>
-        <w:tblPrEx>
-          <w:tblCellMar>
-            <w:top w:w="0" w:type="dxa"/>
-            <w:bottom w:w="0" w:type="dxa"/>
-          </w:tblCellMar>
-        </w:tblPrEx>
-        <w:trPr>
-          <w:cantSplit/>
-        </w:trPr>
-        <w:tc>
-          <w:tcPr>
-            <w:tcW w:w="1636" w:type="dxa"/>
-            <w:tcBorders>
-              <w:top w:val="none" w:sz="0" w:space="0" w:color="FFFFFF"/>
-              <w:left w:val="none" w:sz="0" w:space="0" w:color="FFFFFF"/>
-              <w:bottom w:val="single" w:sz="4" w:space="0" w:color="D9DCDD"/>
-              <w:right w:val="single" w:sz="6" w:space="0" w:color="00C6D7"/>
-            </w:tcBorders>
-            <w:tcMar>
-              <w:top w:w="20" w:type="dxa"/>
-              <w:left w:w="0" w:type="dxa"/>
-              <w:bottom w:w="20" w:type="dxa"/>
-              <w:right w:w="120" w:type="dxa"/>
-            </w:tcMar>
-          </w:tcPr>
-          <w:p>
-            <w:pPr>
-              <w:jc w:val="right"/>
-            </w:pPr>
-            <w:r>
-              <w:rPr>
-                <w:rFonts w:ascii="Calibri" w:eastAsia="Calibri" w:hAnsi="Calibri" w:cs="Calibri"/>
-                <w:b/>
-                <w:bCs/>
-                <w:color w:val="1A1A1A"/>
-                <w:sz w:val="19"/>
-                <w:szCs w:val="19"/>
-              </w:rPr>
-              <w:t>13:10</w:t>
-            </w:r>
-          </w:p>
-        </w:tc>
-        <w:tc>
-          <w:tcPr>
-            <w:tcW w:w="7964" w:type="dxa"/>
-            <w:tcBorders>
-              <w:top w:val="none" w:sz="0" w:space="0" w:color="FFFFFF"/>
-              <w:left w:val="none" w:sz="0" w:space="0" w:color="FFFFFF"/>
-              <w:bottom w:val="single" w:sz="4" w:space="0" w:color="D9DCDD"/>
-              <w:right w:val="none" w:sz="0" w:space="0" w:color="FFFFFF"/>
-            </w:tcBorders>
-            <w:tcMar>
-              <w:top w:w="20" w:type="dxa"/>
-              <w:left w:w="160" w:type="dxa"/>
-              <w:bottom w:w="20" w:type="dxa"/>
-              <w:right w:w="0" w:type="dxa"/>
-            </w:tcMar>
-          </w:tcPr>
-          <w:p>
-            <w:pPr>
-              <w:spacing w:after="30"/>
-            </w:pPr>
-            <w:r>
-              <w:rPr>
-                <w:rFonts w:ascii="Calibri" w:eastAsia="Calibri" w:hAnsi="Calibri" w:cs="Calibri"/>
-                <w:b/>
-                <w:bCs/>
-                <w:color w:val="1A1A1A"/>
-                <w:sz w:val="19"/>
-                <w:szCs w:val="19"/>
-              </w:rPr>
-              <w:t>[Speaker Name]</w:t>
-            </w:r>
-          </w:p>
-          <w:p>
+              </w:rPr>
+            </w:pPr>
             <w:r>
               <w:rPr>
                 <w:rFonts w:ascii="Calibri" w:eastAsia="Calibri" w:hAnsi="Calibri" w:cs="Calibri"/>
                 <w:i/>
                 <w:iCs/>
                 <w:color w:val="4A4A47"/>
-                <w:sz w:val="17"/>
-                <w:szCs w:val="17"/>
-              </w:rPr>
-              <w:t>[Affiliation, Country] · “[Talk title</w:t>
-            </w:r>
-            <w:proofErr w:type="gramStart"/>
+              </w:rPr>
+              <w:t>Conference dinner</w:t>
+            </w:r>
+          </w:p>
+          <w:p>
+            <w:pPr>
+              <w:rPr>
+                <w:rFonts w:ascii="Calibri" w:eastAsia="Calibri" w:hAnsi="Calibri" w:cs="Calibri"/>
+                <w:b/>
+                <w:bCs/>
+                <w:color w:val="1A1A1A"/>
+                <w:sz w:val="19"/>
+                <w:szCs w:val="19"/>
+              </w:rPr>
+            </w:pPr>
             <w:r>
               <w:rPr>
                 <w:rFonts w:ascii="Calibri" w:eastAsia="Calibri" w:hAnsi="Calibri" w:cs="Calibri"/>
                 <w:i/>
                 <w:iCs/>
                 <w:color w:val="4A4A47"/>
-                <w:sz w:val="17"/>
-                <w:szCs w:val="17"/>
-              </w:rPr>
-              <w:t>]”  (</w:t>
-            </w:r>
-            <w:proofErr w:type="gramEnd"/>
+              </w:rPr>
+              <w:t xml:space="preserve">Restaurant Na Urale, </w:t>
+            </w:r>
             <w:r>
               <w:rPr>
                 <w:rFonts w:ascii="Calibri" w:eastAsia="Calibri" w:hAnsi="Calibri" w:cs="Calibri"/>
                 <w:i/>
                 <w:iCs/>
                 <w:color w:val="4A4A47"/>
-                <w:sz w:val="17"/>
-                <w:szCs w:val="17"/>
-              </w:rPr>
-              <w:t>15 + 5 min)</w:t>
-            </w:r>
-          </w:p>
-        </w:tc>
-      </w:tr>
-      <w:tr>
-        <w:tblPrEx>
-          <w:tblCellMar>
-            <w:top w:w="0" w:type="dxa"/>
-            <w:bottom w:w="0" w:type="dxa"/>
-          </w:tblCellMar>
-        </w:tblPrEx>
-        <w:trPr>
-          <w:cantSplit/>
-        </w:trPr>
-        <w:tc>
-          <w:tcPr>
-            <w:tcW w:w="1636" w:type="dxa"/>
-            <w:tcBorders>
-              <w:top w:val="none" w:sz="0" w:space="0" w:color="FFFFFF"/>
-              <w:left w:val="none" w:sz="0" w:space="0" w:color="FFFFFF"/>
-              <w:bottom w:val="single" w:sz="4" w:space="0" w:color="D9DCDD"/>
-              <w:right w:val="single" w:sz="6" w:space="0" w:color="00C6D7"/>
-            </w:tcBorders>
-            <w:tcMar>
-              <w:top w:w="20" w:type="dxa"/>
-              <w:left w:w="0" w:type="dxa"/>
-              <w:bottom w:w="20" w:type="dxa"/>
-              <w:right w:w="120" w:type="dxa"/>
-            </w:tcMar>
-          </w:tcPr>
-          <w:p>
-            <w:pPr>
-              <w:jc w:val="right"/>
-            </w:pPr>
-            <w:r>
-              <w:rPr>
-                <w:rFonts w:ascii="Calibri" w:eastAsia="Calibri" w:hAnsi="Calibri" w:cs="Calibri"/>
-                <w:b/>
-                <w:bCs/>
-                <w:color w:val="1A1A1A"/>
-                <w:sz w:val="19"/>
-                <w:szCs w:val="19"/>
-              </w:rPr>
-              <w:t>13:30</w:t>
-            </w:r>
-          </w:p>
-        </w:tc>
-        <w:tc>
-          <w:tcPr>
-            <w:tcW w:w="7964" w:type="dxa"/>
-            <w:tcBorders>
-              <w:top w:val="none" w:sz="0" w:space="0" w:color="FFFFFF"/>
-              <w:left w:val="none" w:sz="0" w:space="0" w:color="FFFFFF"/>
-              <w:bottom w:val="single" w:sz="4" w:space="0" w:color="D9DCDD"/>
-              <w:right w:val="none" w:sz="0" w:space="0" w:color="FFFFFF"/>
-            </w:tcBorders>
-            <w:tcMar>
-              <w:top w:w="20" w:type="dxa"/>
-              <w:left w:w="160" w:type="dxa"/>
-              <w:bottom w:w="20" w:type="dxa"/>
-              <w:right w:w="0" w:type="dxa"/>
-            </w:tcMar>
-          </w:tcPr>
-          <w:p>
-            <w:pPr>
-              <w:spacing w:after="30"/>
-            </w:pPr>
-            <w:r>
-              <w:rPr>
-                <w:rFonts w:ascii="Calibri" w:eastAsia="Calibri" w:hAnsi="Calibri" w:cs="Calibri"/>
-                <w:b/>
-                <w:bCs/>
-                <w:color w:val="1A1A1A"/>
-                <w:sz w:val="19"/>
-                <w:szCs w:val="19"/>
-              </w:rPr>
-              <w:t>[Speaker Name]</w:t>
-            </w:r>
-          </w:p>
-          <w:p>
+              </w:rPr>
+              <w:t>Puškinovo náměstí 690/15, Pra</w:t>
+            </w:r>
             <w:r>
               <w:rPr>
                 <w:rFonts w:ascii="Calibri" w:eastAsia="Calibri" w:hAnsi="Calibri" w:cs="Calibri"/>
                 <w:i/>
                 <w:iCs/>
                 <w:color w:val="4A4A47"/>
-                <w:sz w:val="17"/>
-                <w:szCs w:val="17"/>
-              </w:rPr>
-              <w:t>[Affiliation, Country] · “[Talk title</w:t>
-            </w:r>
-            <w:proofErr w:type="gramStart"/>
+              </w:rPr>
+              <w:t>gue</w:t>
+            </w:r>
             <w:r>
               <w:rPr>
                 <w:rFonts w:ascii="Calibri" w:eastAsia="Calibri" w:hAnsi="Calibri" w:cs="Calibri"/>
                 <w:i/>
                 <w:iCs/>
                 <w:color w:val="4A4A47"/>
-                <w:sz w:val="17"/>
-                <w:szCs w:val="17"/>
-              </w:rPr>
-              <w:t>]”  (</w:t>
-            </w:r>
-            <w:proofErr w:type="gramEnd"/>
-            <w:r>
-              <w:rPr>
-                <w:rFonts w:ascii="Calibri" w:eastAsia="Calibri" w:hAnsi="Calibri" w:cs="Calibri"/>
-                <w:i/>
-                <w:iCs/>
-                <w:color w:val="4A4A47"/>
-                <w:sz w:val="17"/>
-                <w:szCs w:val="17"/>
-              </w:rPr>
-              <w:t>15 + 5 min)</w:t>
-            </w:r>
-          </w:p>
-        </w:tc>
-      </w:tr>
-      <w:tr>
-        <w:tblPrEx>
-          <w:tblCellMar>
-            <w:top w:w="0" w:type="dxa"/>
-            <w:bottom w:w="0" w:type="dxa"/>
-          </w:tblCellMar>
-        </w:tblPrEx>
-        <w:trPr>
-          <w:cantSplit/>
-        </w:trPr>
-        <w:tc>
-          <w:tcPr>
-            <w:tcW w:w="1636" w:type="dxa"/>
-            <w:tcBorders>
-              <w:top w:val="none" w:sz="0" w:space="0" w:color="FFFFFF"/>
-              <w:left w:val="none" w:sz="0" w:space="0" w:color="FFFFFF"/>
-              <w:bottom w:val="single" w:sz="4" w:space="0" w:color="D9DCDD"/>
-              <w:right w:val="single" w:sz="6" w:space="0" w:color="00C6D7"/>
-            </w:tcBorders>
-            <w:tcMar>
-              <w:top w:w="20" w:type="dxa"/>
-              <w:left w:w="0" w:type="dxa"/>
-              <w:bottom w:w="20" w:type="dxa"/>
-              <w:right w:w="120" w:type="dxa"/>
-            </w:tcMar>
-          </w:tcPr>
-          <w:p>
-            <w:pPr>
-              <w:jc w:val="right"/>
-            </w:pPr>
-            <w:r>
-              <w:rPr>
-                <w:rFonts w:ascii="Calibri" w:eastAsia="Calibri" w:hAnsi="Calibri" w:cs="Calibri"/>
-                <w:b/>
-                <w:bCs/>
-                <w:color w:val="1A1A1A"/>
-                <w:sz w:val="19"/>
-                <w:szCs w:val="19"/>
-              </w:rPr>
-              <w:t>13:50</w:t>
-            </w:r>
-          </w:p>
-        </w:tc>
-        <w:tc>
-          <w:tcPr>
-            <w:tcW w:w="7964" w:type="dxa"/>
-            <w:tcBorders>
-              <w:top w:val="none" w:sz="0" w:space="0" w:color="FFFFFF"/>
-              <w:left w:val="none" w:sz="0" w:space="0" w:color="FFFFFF"/>
-              <w:bottom w:val="single" w:sz="4" w:space="0" w:color="D9DCDD"/>
-              <w:right w:val="none" w:sz="0" w:space="0" w:color="FFFFFF"/>
-            </w:tcBorders>
-            <w:tcMar>
-              <w:top w:w="20" w:type="dxa"/>
-              <w:left w:w="160" w:type="dxa"/>
-              <w:bottom w:w="20" w:type="dxa"/>
-              <w:right w:w="0" w:type="dxa"/>
-            </w:tcMar>
-          </w:tcPr>
-          <w:p>
-            <w:pPr>
-              <w:spacing w:after="30"/>
-            </w:pPr>
-            <w:r>
-              <w:rPr>
-                <w:rFonts w:ascii="Calibri" w:eastAsia="Calibri" w:hAnsi="Calibri" w:cs="Calibri"/>
-                <w:b/>
-                <w:bCs/>
-                <w:color w:val="1A1A1A"/>
-                <w:sz w:val="19"/>
-                <w:szCs w:val="19"/>
-              </w:rPr>
-              <w:t>[Speaker Name]</w:t>
-            </w:r>
-          </w:p>
-          <w:p>
-            <w:r>
-              <w:rPr>
-                <w:rFonts w:ascii="Calibri" w:eastAsia="Calibri" w:hAnsi="Calibri" w:cs="Calibri"/>
-                <w:i/>
-                <w:iCs/>
-                <w:color w:val="4A4A47"/>
-                <w:sz w:val="17"/>
-                <w:szCs w:val="17"/>
-              </w:rPr>
-              <w:t>[Affiliation, Country] · “[Talk title</w:t>
-            </w:r>
-            <w:proofErr w:type="gramStart"/>
-            <w:r>
-              <w:rPr>
-                <w:rFonts w:ascii="Calibri" w:eastAsia="Calibri" w:hAnsi="Calibri" w:cs="Calibri"/>
-                <w:i/>
-                <w:iCs/>
-                <w:color w:val="4A4A47"/>
-                <w:sz w:val="17"/>
-                <w:szCs w:val="17"/>
-              </w:rPr>
-              <w:t>]”  (</w:t>
-            </w:r>
-            <w:proofErr w:type="gramEnd"/>
-            <w:r>
-              <w:rPr>
-                <w:rFonts w:ascii="Calibri" w:eastAsia="Calibri" w:hAnsi="Calibri" w:cs="Calibri"/>
-                <w:i/>
-                <w:iCs/>
-                <w:color w:val="4A4A47"/>
-                <w:sz w:val="17"/>
-                <w:szCs w:val="17"/>
-              </w:rPr>
-              <w:t>15 + 5 min)</w:t>
-            </w:r>
-          </w:p>
-        </w:tc>
-      </w:tr>
-      <w:tr>
-        <w:tblPrEx>
-          <w:tblCellMar>
-            <w:top w:w="0" w:type="dxa"/>
-            <w:bottom w:w="0" w:type="dxa"/>
-          </w:tblCellMar>
-        </w:tblPrEx>
-        <w:trPr>
-          <w:cantSplit/>
-        </w:trPr>
-        <w:tc>
-          <w:tcPr>
-            <w:tcW w:w="1636" w:type="dxa"/>
-            <w:tcBorders>
-              <w:top w:val="none" w:sz="0" w:space="0" w:color="FFFFFF"/>
-              <w:left w:val="none" w:sz="0" w:space="0" w:color="FFFFFF"/>
-              <w:bottom w:val="single" w:sz="4" w:space="0" w:color="D9DCDD"/>
-              <w:right w:val="single" w:sz="6" w:space="0" w:color="00C6D7"/>
-            </w:tcBorders>
-            <w:tcMar>
-              <w:top w:w="20" w:type="dxa"/>
-              <w:left w:w="0" w:type="dxa"/>
-              <w:bottom w:w="20" w:type="dxa"/>
-              <w:right w:w="120" w:type="dxa"/>
-            </w:tcMar>
-          </w:tcPr>
-          <w:p>
-            <w:pPr>
-              <w:jc w:val="right"/>
-            </w:pPr>
-            <w:r>
-              <w:rPr>
-                <w:rFonts w:ascii="Calibri" w:eastAsia="Calibri" w:hAnsi="Calibri" w:cs="Calibri"/>
-                <w:b/>
-                <w:bCs/>
-                <w:color w:val="1A1A1A"/>
-                <w:sz w:val="19"/>
-                <w:szCs w:val="19"/>
-              </w:rPr>
-              <w:t>14:10</w:t>
-            </w:r>
-          </w:p>
-        </w:tc>
-        <w:tc>
-          <w:tcPr>
-            <w:tcW w:w="7964" w:type="dxa"/>
-            <w:tcBorders>
-              <w:top w:val="none" w:sz="0" w:space="0" w:color="FFFFFF"/>
-              <w:left w:val="none" w:sz="0" w:space="0" w:color="FFFFFF"/>
-              <w:bottom w:val="single" w:sz="4" w:space="0" w:color="D9DCDD"/>
-              <w:right w:val="none" w:sz="0" w:space="0" w:color="FFFFFF"/>
-            </w:tcBorders>
-            <w:tcMar>
-              <w:top w:w="20" w:type="dxa"/>
-              <w:left w:w="160" w:type="dxa"/>
-              <w:bottom w:w="20" w:type="dxa"/>
-              <w:right w:w="0" w:type="dxa"/>
-            </w:tcMar>
-          </w:tcPr>
-          <w:p>
-            <w:pPr>
-              <w:spacing w:after="30"/>
-            </w:pPr>
-            <w:r>
-              <w:rPr>
-                <w:rFonts w:ascii="Calibri" w:eastAsia="Calibri" w:hAnsi="Calibri" w:cs="Calibri"/>
-                <w:b/>
-                <w:bCs/>
-                <w:color w:val="1A1A1A"/>
-                <w:sz w:val="19"/>
-                <w:szCs w:val="19"/>
-              </w:rPr>
-              <w:t>[Speaker Name]</w:t>
-            </w:r>
-          </w:p>
-          <w:p>
-            <w:r>
-              <w:rPr>
-                <w:rFonts w:ascii="Calibri" w:eastAsia="Calibri" w:hAnsi="Calibri" w:cs="Calibri"/>
-                <w:i/>
-                <w:iCs/>
-                <w:color w:val="4A4A47"/>
-                <w:sz w:val="17"/>
-                <w:szCs w:val="17"/>
-              </w:rPr>
-              <w:t>[Affiliation, Country] · “[Talk title</w:t>
-            </w:r>
-            <w:proofErr w:type="gramStart"/>
-            <w:r>
-              <w:rPr>
-                <w:rFonts w:ascii="Calibri" w:eastAsia="Calibri" w:hAnsi="Calibri" w:cs="Calibri"/>
-                <w:i/>
-                <w:iCs/>
-                <w:color w:val="4A4A47"/>
-                <w:sz w:val="17"/>
-                <w:szCs w:val="17"/>
-              </w:rPr>
-              <w:t>]”  (</w:t>
-            </w:r>
-            <w:proofErr w:type="gramEnd"/>
-            <w:r>
-              <w:rPr>
-                <w:rFonts w:ascii="Calibri" w:eastAsia="Calibri" w:hAnsi="Calibri" w:cs="Calibri"/>
-                <w:i/>
-                <w:iCs/>
-                <w:color w:val="4A4A47"/>
-                <w:sz w:val="17"/>
-                <w:szCs w:val="17"/>
-              </w:rPr>
-              <w:t>15 + 5 min)</w:t>
-            </w:r>
-          </w:p>
-        </w:tc>
-      </w:tr>
-      <w:tr>
-        <w:tblPrEx>
-          <w:tblCellMar>
-            <w:top w:w="0" w:type="dxa"/>
-            <w:bottom w:w="0" w:type="dxa"/>
-          </w:tblCellMar>
-        </w:tblPrEx>
-        <w:trPr>
-          <w:cantSplit/>
-        </w:trPr>
-        <w:tc>
-          <w:tcPr>
-            <w:tcW w:w="1636" w:type="dxa"/>
-            <w:tcBorders>
-              <w:top w:val="none" w:sz="0" w:space="0" w:color="FFFFFF"/>
-              <w:left w:val="none" w:sz="0" w:space="0" w:color="FFFFFF"/>
-              <w:bottom w:val="single" w:sz="4" w:space="0" w:color="D9DCDD"/>
-              <w:right w:val="single" w:sz="6" w:space="0" w:color="00C6D7"/>
-            </w:tcBorders>
-            <w:tcMar>
-              <w:top w:w="20" w:type="dxa"/>
-              <w:left w:w="0" w:type="dxa"/>
-              <w:bottom w:w="20" w:type="dxa"/>
-              <w:right w:w="120" w:type="dxa"/>
-            </w:tcMar>
-          </w:tcPr>
-          <w:p>
-            <w:pPr>
-              <w:jc w:val="right"/>
-            </w:pPr>
-            <w:r>
-              <w:rPr>
-                <w:rFonts w:ascii="Calibri" w:eastAsia="Calibri" w:hAnsi="Calibri" w:cs="Calibri"/>
-                <w:b/>
-                <w:bCs/>
-                <w:color w:val="4A4A47"/>
-                <w:sz w:val="17"/>
-                <w:szCs w:val="17"/>
-              </w:rPr>
-              <w:t>14:30</w:t>
-            </w:r>
-          </w:p>
-        </w:tc>
-        <w:tc>
-          <w:tcPr>
-            <w:tcW w:w="7964" w:type="dxa"/>
-            <w:tcBorders>
-              <w:top w:val="none" w:sz="0" w:space="0" w:color="FFFFFF"/>
-              <w:left w:val="none" w:sz="0" w:space="0" w:color="FFFFFF"/>
-              <w:bottom w:val="single" w:sz="4" w:space="0" w:color="D9DCDD"/>
-              <w:right w:val="none" w:sz="0" w:space="0" w:color="FFFFFF"/>
-            </w:tcBorders>
-            <w:shd w:val="clear" w:color="auto" w:fill="F4F5F6"/>
-            <w:tcMar>
-              <w:top w:w="20" w:type="dxa"/>
-              <w:left w:w="160" w:type="dxa"/>
-              <w:bottom w:w="20" w:type="dxa"/>
-              <w:right w:w="0" w:type="dxa"/>
-            </w:tcMar>
-          </w:tcPr>
-          <w:p>
-            <w:r>
-              <w:rPr>
-                <w:rFonts w:ascii="Calibri" w:eastAsia="Calibri" w:hAnsi="Calibri" w:cs="Calibri"/>
-                <w:i/>
-                <w:iCs/>
-                <w:color w:val="4A4A47"/>
-                <w:sz w:val="17"/>
-                <w:szCs w:val="17"/>
-              </w:rPr>
-              <w:t>Coffee Break</w:t>
-            </w:r>
-          </w:p>
-        </w:tc>
-      </w:tr>
-      <w:tr>
-        <w:tblPrEx>
-          <w:tblCellMar>
-            <w:top w:w="0" w:type="dxa"/>
-            <w:bottom w:w="0" w:type="dxa"/>
-          </w:tblCellMar>
-        </w:tblPrEx>
-        <w:trPr>
-          <w:cantSplit/>
-        </w:trPr>
-        <w:tc>
-          <w:tcPr>
-            <w:tcW w:w="1636" w:type="dxa"/>
-            <w:tcBorders>
-              <w:top w:val="none" w:sz="0" w:space="0" w:color="FFFFFF"/>
-              <w:left w:val="none" w:sz="0" w:space="0" w:color="FFFFFF"/>
-              <w:bottom w:val="single" w:sz="4" w:space="0" w:color="D9DCDD"/>
-              <w:right w:val="single" w:sz="6" w:space="0" w:color="00C6D7"/>
-            </w:tcBorders>
-            <w:tcMar>
-              <w:top w:w="20" w:type="dxa"/>
-              <w:left w:w="0" w:type="dxa"/>
-              <w:bottom w:w="20" w:type="dxa"/>
-              <w:right w:w="120" w:type="dxa"/>
-            </w:tcMar>
-          </w:tcPr>
-          <w:p>
-            <w:pPr>
-              <w:jc w:val="right"/>
-            </w:pPr>
-            <w:r>
-              <w:rPr>
-                <w:rFonts w:ascii="Calibri" w:eastAsia="Calibri" w:hAnsi="Calibri" w:cs="Calibri"/>
-                <w:b/>
-                <w:bCs/>
-                <w:color w:val="1A1A1A"/>
-                <w:sz w:val="19"/>
-                <w:szCs w:val="19"/>
-              </w:rPr>
-              <w:t>15:00</w:t>
-            </w:r>
-          </w:p>
-        </w:tc>
-        <w:tc>
-          <w:tcPr>
-            <w:tcW w:w="7964" w:type="dxa"/>
-            <w:tcBorders>
-              <w:top w:val="none" w:sz="0" w:space="0" w:color="FFFFFF"/>
-              <w:left w:val="none" w:sz="0" w:space="0" w:color="FFFFFF"/>
-              <w:bottom w:val="single" w:sz="4" w:space="0" w:color="D9DCDD"/>
-              <w:right w:val="none" w:sz="0" w:space="0" w:color="FFFFFF"/>
-            </w:tcBorders>
-            <w:tcMar>
-              <w:top w:w="20" w:type="dxa"/>
-              <w:left w:w="160" w:type="dxa"/>
-              <w:bottom w:w="20" w:type="dxa"/>
-              <w:right w:w="0" w:type="dxa"/>
-            </w:tcMar>
-          </w:tcPr>
-          <w:p>
-            <w:pPr>
-              <w:spacing w:after="30"/>
-            </w:pPr>
-            <w:r>
-              <w:rPr>
-                <w:rFonts w:ascii="Calibri" w:eastAsia="Calibri" w:hAnsi="Calibri" w:cs="Calibri"/>
-                <w:b/>
-                <w:bCs/>
-                <w:color w:val="1A1A1A"/>
-                <w:sz w:val="19"/>
-                <w:szCs w:val="19"/>
-              </w:rPr>
-              <w:t>[Speaker Name]</w:t>
-            </w:r>
-          </w:p>
-          <w:p>
-            <w:r>
-              <w:rPr>
-                <w:rFonts w:ascii="Calibri" w:eastAsia="Calibri" w:hAnsi="Calibri" w:cs="Calibri"/>
-                <w:i/>
-                <w:iCs/>
-                <w:color w:val="4A4A47"/>
-                <w:sz w:val="17"/>
-                <w:szCs w:val="17"/>
-              </w:rPr>
-              <w:t>[Affiliation, Country] · “[Talk title</w:t>
-            </w:r>
-            <w:proofErr w:type="gramStart"/>
-            <w:r>
-              <w:rPr>
-                <w:rFonts w:ascii="Calibri" w:eastAsia="Calibri" w:hAnsi="Calibri" w:cs="Calibri"/>
-                <w:i/>
-                <w:iCs/>
-                <w:color w:val="4A4A47"/>
-                <w:sz w:val="17"/>
-                <w:szCs w:val="17"/>
-              </w:rPr>
-              <w:t>]”  (</w:t>
-            </w:r>
-            <w:proofErr w:type="gramEnd"/>
-            <w:r>
-              <w:rPr>
-                <w:rFonts w:ascii="Calibri" w:eastAsia="Calibri" w:hAnsi="Calibri" w:cs="Calibri"/>
-                <w:i/>
-                <w:iCs/>
-                <w:color w:val="4A4A47"/>
-                <w:sz w:val="17"/>
-                <w:szCs w:val="17"/>
-              </w:rPr>
-              <w:t>15 + 5 min)</w:t>
-            </w:r>
-          </w:p>
-        </w:tc>
-      </w:tr>
-      <w:tr>
-        <w:tblPrEx>
-          <w:tblCellMar>
-            <w:top w:w="0" w:type="dxa"/>
-            <w:bottom w:w="0" w:type="dxa"/>
-          </w:tblCellMar>
-        </w:tblPrEx>
-        <w:trPr>
-          <w:cantSplit/>
-        </w:trPr>
-        <w:tc>
-          <w:tcPr>
-            <w:tcW w:w="1636" w:type="dxa"/>
-            <w:tcBorders>
-              <w:top w:val="none" w:sz="0" w:space="0" w:color="FFFFFF"/>
-              <w:left w:val="none" w:sz="0" w:space="0" w:color="FFFFFF"/>
-              <w:bottom w:val="single" w:sz="4" w:space="0" w:color="D9DCDD"/>
-              <w:right w:val="single" w:sz="6" w:space="0" w:color="00C6D7"/>
-            </w:tcBorders>
-            <w:tcMar>
-              <w:top w:w="20" w:type="dxa"/>
-              <w:left w:w="0" w:type="dxa"/>
-              <w:bottom w:w="20" w:type="dxa"/>
-              <w:right w:w="120" w:type="dxa"/>
-            </w:tcMar>
-          </w:tcPr>
-          <w:p>
-            <w:pPr>
-              <w:jc w:val="right"/>
-            </w:pPr>
-            <w:r>
-              <w:rPr>
-                <w:rFonts w:ascii="Calibri" w:eastAsia="Calibri" w:hAnsi="Calibri" w:cs="Calibri"/>
-                <w:b/>
-                <w:bCs/>
-                <w:color w:val="1A1A1A"/>
-                <w:sz w:val="19"/>
-                <w:szCs w:val="19"/>
-              </w:rPr>
-              <w:t>15:20</w:t>
-            </w:r>
-          </w:p>
-        </w:tc>
-        <w:tc>
-          <w:tcPr>
-            <w:tcW w:w="7964" w:type="dxa"/>
-            <w:tcBorders>
-              <w:top w:val="none" w:sz="0" w:space="0" w:color="FFFFFF"/>
-              <w:left w:val="none" w:sz="0" w:space="0" w:color="FFFFFF"/>
-              <w:bottom w:val="single" w:sz="4" w:space="0" w:color="D9DCDD"/>
-              <w:right w:val="none" w:sz="0" w:space="0" w:color="FFFFFF"/>
-            </w:tcBorders>
-            <w:tcMar>
-              <w:top w:w="20" w:type="dxa"/>
-              <w:left w:w="160" w:type="dxa"/>
-              <w:bottom w:w="20" w:type="dxa"/>
-              <w:right w:w="0" w:type="dxa"/>
-            </w:tcMar>
-          </w:tcPr>
-          <w:p>
-            <w:pPr>
-              <w:spacing w:after="30"/>
-            </w:pPr>
-            <w:r>
-              <w:rPr>
-                <w:rFonts w:ascii="Calibri" w:eastAsia="Calibri" w:hAnsi="Calibri" w:cs="Calibri"/>
-                <w:b/>
-                <w:bCs/>
-                <w:color w:val="1A1A1A"/>
-                <w:sz w:val="19"/>
-                <w:szCs w:val="19"/>
-              </w:rPr>
-              <w:t>[Speaker Name]</w:t>
-            </w:r>
-          </w:p>
-          <w:p>
-            <w:r>
-              <w:rPr>
-                <w:rFonts w:ascii="Calibri" w:eastAsia="Calibri" w:hAnsi="Calibri" w:cs="Calibri"/>
-                <w:i/>
-                <w:iCs/>
-                <w:color w:val="4A4A47"/>
-                <w:sz w:val="17"/>
-                <w:szCs w:val="17"/>
-              </w:rPr>
-              <w:t>[Affiliation, Country] · “[Talk title</w:t>
-            </w:r>
-            <w:proofErr w:type="gramStart"/>
-            <w:r>
-              <w:rPr>
-                <w:rFonts w:ascii="Calibri" w:eastAsia="Calibri" w:hAnsi="Calibri" w:cs="Calibri"/>
-                <w:i/>
-                <w:iCs/>
-                <w:color w:val="4A4A47"/>
-                <w:sz w:val="17"/>
-                <w:szCs w:val="17"/>
-              </w:rPr>
-              <w:t>]”  (</w:t>
-            </w:r>
-            <w:proofErr w:type="gramEnd"/>
-            <w:r>
-              <w:rPr>
-                <w:rFonts w:ascii="Calibri" w:eastAsia="Calibri" w:hAnsi="Calibri" w:cs="Calibri"/>
-                <w:i/>
-                <w:iCs/>
-                <w:color w:val="4A4A47"/>
-                <w:sz w:val="17"/>
-                <w:szCs w:val="17"/>
-              </w:rPr>
-              <w:t>15 + 5 min)</w:t>
-            </w:r>
-          </w:p>
-        </w:tc>
-      </w:tr>
-      <w:tr>
-        <w:tblPrEx>
-          <w:tblCellMar>
-            <w:top w:w="0" w:type="dxa"/>
-            <w:bottom w:w="0" w:type="dxa"/>
-          </w:tblCellMar>
-        </w:tblPrEx>
-        <w:trPr>
-          <w:cantSplit/>
-        </w:trPr>
-        <w:tc>
-          <w:tcPr>
-            <w:tcW w:w="1636" w:type="dxa"/>
-            <w:tcBorders>
-              <w:top w:val="none" w:sz="0" w:space="0" w:color="FFFFFF"/>
-              <w:left w:val="none" w:sz="0" w:space="0" w:color="FFFFFF"/>
-              <w:bottom w:val="single" w:sz="4" w:space="0" w:color="D9DCDD"/>
-              <w:right w:val="single" w:sz="6" w:space="0" w:color="00C6D7"/>
-            </w:tcBorders>
-            <w:tcMar>
-              <w:top w:w="20" w:type="dxa"/>
-              <w:left w:w="0" w:type="dxa"/>
-              <w:bottom w:w="20" w:type="dxa"/>
-              <w:right w:w="120" w:type="dxa"/>
-            </w:tcMar>
-          </w:tcPr>
-          <w:p>
-            <w:pPr>
-              <w:jc w:val="right"/>
-            </w:pPr>
-            <w:r>
-              <w:rPr>
-                <w:rFonts w:ascii="Calibri" w:eastAsia="Calibri" w:hAnsi="Calibri" w:cs="Calibri"/>
-                <w:b/>
-                <w:bCs/>
-                <w:color w:val="1A1A1A"/>
-                <w:sz w:val="19"/>
-                <w:szCs w:val="19"/>
-              </w:rPr>
-              <w:t>15:40</w:t>
-            </w:r>
-          </w:p>
-        </w:tc>
-        <w:tc>
-          <w:tcPr>
-            <w:tcW w:w="7964" w:type="dxa"/>
-            <w:tcBorders>
-              <w:top w:val="none" w:sz="0" w:space="0" w:color="FFFFFF"/>
-              <w:left w:val="none" w:sz="0" w:space="0" w:color="FFFFFF"/>
-              <w:bottom w:val="single" w:sz="4" w:space="0" w:color="D9DCDD"/>
-              <w:right w:val="none" w:sz="0" w:space="0" w:color="FFFFFF"/>
-            </w:tcBorders>
-            <w:tcMar>
-              <w:top w:w="20" w:type="dxa"/>
-              <w:left w:w="160" w:type="dxa"/>
-              <w:bottom w:w="20" w:type="dxa"/>
-              <w:right w:w="0" w:type="dxa"/>
-            </w:tcMar>
-          </w:tcPr>
-          <w:p>
-            <w:pPr>
-              <w:spacing w:after="30"/>
-            </w:pPr>
-            <w:r>
-              <w:rPr>
-                <w:rFonts w:ascii="Calibri" w:eastAsia="Calibri" w:hAnsi="Calibri" w:cs="Calibri"/>
-                <w:b/>
-                <w:bCs/>
-                <w:color w:val="1A1A1A"/>
-                <w:sz w:val="19"/>
-                <w:szCs w:val="19"/>
-              </w:rPr>
-              <w:t>[Speaker Name]</w:t>
-            </w:r>
-          </w:p>
-          <w:p>
-            <w:r>
-              <w:rPr>
-                <w:rFonts w:ascii="Calibri" w:eastAsia="Calibri" w:hAnsi="Calibri" w:cs="Calibri"/>
-                <w:i/>
-                <w:iCs/>
-                <w:color w:val="4A4A47"/>
-                <w:sz w:val="17"/>
-                <w:szCs w:val="17"/>
-              </w:rPr>
-              <w:t>[Affiliation, Country] · “[Talk title</w:t>
-            </w:r>
-            <w:proofErr w:type="gramStart"/>
-            <w:r>
-              <w:rPr>
-                <w:rFonts w:ascii="Calibri" w:eastAsia="Calibri" w:hAnsi="Calibri" w:cs="Calibri"/>
-                <w:i/>
-                <w:iCs/>
-                <w:color w:val="4A4A47"/>
-                <w:sz w:val="17"/>
-                <w:szCs w:val="17"/>
-              </w:rPr>
-              <w:t>]”  (</w:t>
-            </w:r>
-            <w:proofErr w:type="gramEnd"/>
-            <w:r>
-              <w:rPr>
-                <w:rFonts w:ascii="Calibri" w:eastAsia="Calibri" w:hAnsi="Calibri" w:cs="Calibri"/>
-                <w:i/>
-                <w:iCs/>
-                <w:color w:val="4A4A47"/>
-                <w:sz w:val="17"/>
-                <w:szCs w:val="17"/>
-              </w:rPr>
-              <w:t>15 + 5 min)</w:t>
-            </w:r>
-          </w:p>
-        </w:tc>
-      </w:tr>
-      <w:tr>
-        <w:tblPrEx>
-          <w:tblCellMar>
-            <w:top w:w="0" w:type="dxa"/>
-            <w:bottom w:w="0" w:type="dxa"/>
-          </w:tblCellMar>
-        </w:tblPrEx>
-        <w:trPr>
-          <w:cantSplit/>
-        </w:trPr>
-        <w:tc>
-          <w:tcPr>
-            <w:tcW w:w="1636" w:type="dxa"/>
-            <w:tcBorders>
-              <w:top w:val="none" w:sz="0" w:space="0" w:color="FFFFFF"/>
-              <w:left w:val="none" w:sz="0" w:space="0" w:color="FFFFFF"/>
-              <w:bottom w:val="single" w:sz="4" w:space="0" w:color="D9DCDD"/>
-              <w:right w:val="single" w:sz="6" w:space="0" w:color="00C6D7"/>
-            </w:tcBorders>
-            <w:tcMar>
-              <w:top w:w="20" w:type="dxa"/>
-              <w:left w:w="0" w:type="dxa"/>
-              <w:bottom w:w="20" w:type="dxa"/>
-              <w:right w:w="120" w:type="dxa"/>
-            </w:tcMar>
-          </w:tcPr>
-          <w:p>
-            <w:pPr>
-              <w:jc w:val="right"/>
-            </w:pPr>
-            <w:r>
-              <w:rPr>
-                <w:rFonts w:ascii="Calibri" w:eastAsia="Calibri" w:hAnsi="Calibri" w:cs="Calibri"/>
-                <w:b/>
-                <w:bCs/>
-                <w:color w:val="1A1A1A"/>
-                <w:sz w:val="19"/>
-                <w:szCs w:val="19"/>
-              </w:rPr>
-              <w:t>16:00</w:t>
-            </w:r>
-          </w:p>
-        </w:tc>
-        <w:tc>
-          <w:tcPr>
-            <w:tcW w:w="7964" w:type="dxa"/>
-            <w:tcBorders>
-              <w:top w:val="none" w:sz="0" w:space="0" w:color="FFFFFF"/>
-              <w:left w:val="none" w:sz="0" w:space="0" w:color="FFFFFF"/>
-              <w:bottom w:val="single" w:sz="4" w:space="0" w:color="D9DCDD"/>
-              <w:right w:val="none" w:sz="0" w:space="0" w:color="FFFFFF"/>
-            </w:tcBorders>
-            <w:tcMar>
-              <w:top w:w="20" w:type="dxa"/>
-              <w:left w:w="160" w:type="dxa"/>
-              <w:bottom w:w="20" w:type="dxa"/>
-              <w:right w:w="0" w:type="dxa"/>
-            </w:tcMar>
-          </w:tcPr>
-          <w:p>
-            <w:r>
-              <w:rPr>
-                <w:rFonts w:ascii="Calibri" w:eastAsia="Calibri" w:hAnsi="Calibri" w:cs="Calibri"/>
-                <w:b/>
-                <w:bCs/>
-                <w:color w:val="1A1A1A"/>
-              </w:rPr>
-              <w:t>Closing Remarks</w:t>
-            </w:r>
-          </w:p>
-        </w:tc>
-      </w:tr>
-      <w:tr>
-        <w:tblPrEx>
-          <w:tblCellMar>
-            <w:top w:w="0" w:type="dxa"/>
-            <w:bottom w:w="0" w:type="dxa"/>
-          </w:tblCellMar>
-        </w:tblPrEx>
-        <w:trPr>
-          <w:cantSplit/>
-        </w:trPr>
-        <w:tc>
-          <w:tcPr>
-            <w:tcW w:w="1636" w:type="dxa"/>
-            <w:tcBorders>
-              <w:top w:val="none" w:sz="0" w:space="0" w:color="FFFFFF"/>
-              <w:left w:val="none" w:sz="0" w:space="0" w:color="FFFFFF"/>
-              <w:bottom w:val="single" w:sz="4" w:space="0" w:color="D9DCDD"/>
-              <w:right w:val="single" w:sz="6" w:space="0" w:color="00C6D7"/>
-            </w:tcBorders>
-            <w:tcMar>
-              <w:top w:w="20" w:type="dxa"/>
-              <w:left w:w="0" w:type="dxa"/>
-              <w:bottom w:w="20" w:type="dxa"/>
-              <w:right w:w="120" w:type="dxa"/>
-            </w:tcMar>
-          </w:tcPr>
-          <w:p>
-            <w:pPr>
-              <w:jc w:val="right"/>
-            </w:pPr>
-            <w:r>
-              <w:rPr>
-                <w:rFonts w:ascii="Calibri" w:eastAsia="Calibri" w:hAnsi="Calibri" w:cs="Calibri"/>
-                <w:b/>
-                <w:bCs/>
-                <w:color w:val="1A1A1A"/>
-                <w:sz w:val="19"/>
-                <w:szCs w:val="19"/>
-              </w:rPr>
-              <w:t>19:30</w:t>
-            </w:r>
-          </w:p>
-        </w:tc>
-        <w:tc>
-          <w:tcPr>
-            <w:tcW w:w="7964" w:type="dxa"/>
-            <w:tcBorders>
-              <w:top w:val="none" w:sz="0" w:space="0" w:color="FFFFFF"/>
-              <w:left w:val="none" w:sz="0" w:space="0" w:color="FFFFFF"/>
-              <w:bottom w:val="single" w:sz="4" w:space="0" w:color="D9DCDD"/>
-              <w:right w:val="none" w:sz="0" w:space="0" w:color="FFFFFF"/>
-            </w:tcBorders>
-            <w:tcMar>
-              <w:top w:w="20" w:type="dxa"/>
-              <w:left w:w="160" w:type="dxa"/>
-              <w:bottom w:w="20" w:type="dxa"/>
-              <w:right w:w="0" w:type="dxa"/>
-            </w:tcMar>
-          </w:tcPr>
-          <w:p>
-            <w:pPr>
-              <w:spacing w:after="30"/>
-            </w:pPr>
-            <w:r>
-              <w:rPr>
-                <w:rFonts w:ascii="Calibri" w:eastAsia="Calibri" w:hAnsi="Calibri" w:cs="Calibri"/>
-                <w:b/>
-                <w:bCs/>
-                <w:color w:val="1A1A1A"/>
-              </w:rPr>
-              <w:t>Conference Dinner</w:t>
-            </w:r>
-          </w:p>
-          <w:p>
-            <w:r>
-              <w:rPr>
-                <w:rFonts w:ascii="Calibri" w:eastAsia="Calibri" w:hAnsi="Calibri" w:cs="Calibri"/>
-                <w:i/>
-                <w:iCs/>
-                <w:color w:val="4A4A47"/>
-                <w:sz w:val="17"/>
-                <w:szCs w:val="17"/>
-              </w:rPr>
-              <w:t xml:space="preserve">All participants are warmly invited · Na </w:t>
-            </w:r>
-            <w:proofErr w:type="spellStart"/>
-            <w:r>
-              <w:rPr>
-                <w:rFonts w:ascii="Calibri" w:eastAsia="Calibri" w:hAnsi="Calibri" w:cs="Calibri"/>
-                <w:i/>
-                <w:iCs/>
-                <w:color w:val="4A4A47"/>
-                <w:sz w:val="17"/>
-                <w:szCs w:val="17"/>
-              </w:rPr>
-              <w:t>Urale</w:t>
-            </w:r>
-            <w:proofErr w:type="spellEnd"/>
+              </w:rPr>
+              <w:t xml:space="preserve"> 6</w:t>
+            </w:r>
           </w:p>
         </w:tc>
       </w:tr>
@@ -2590,7 +3382,7 @@
 </file>
 
 <file path=word/endnotes.xml><?xml version="1.0" encoding="utf-8"?>
-<w:endnotes xmlns:wpc="http://schemas.microsoft.com/office/word/2010/wordprocessingCanvas" xmlns:cx="http://schemas.microsoft.com/office/drawing/2014/chartex" xmlns:cx1="http://schemas.microsoft.com/office/drawing/2015/9/8/chartex" xmlns:cx2="http://schemas.microsoft.com/office/drawing/2015/10/21/chartex" xmlns:cx3="http://schemas.microsoft.com/office/drawing/2016/5/9/chartex" xmlns:cx4="http://schemas.microsoft.com/office/drawing/2016/5/10/chartex" xmlns:cx5="http://schemas.microsoft.com/office/drawing/2016/5/11/chartex" xmlns:cx6="http://schemas.microsoft.com/office/drawing/2016/5/12/chartex" xmlns:cx7="http://schemas.microsoft.com/office/drawing/2016/5/13/chartex" xmlns:cx8="http://schemas.microsoft.com/office/drawing/2016/5/14/chartex" xmlns:mc="http://schemas.openxmlformats.org/markup-compatibility/2006" xmlns:aink="http://schemas.microsoft.com/office/drawing/2016/ink" xmlns:am3d="http://schemas.microsoft.com/office/drawing/2017/model3d" xmlns:o="urn:schemas-microsoft-com:office:office" xmlns:oel="http://schemas.microsoft.com/office/2019/extlst" xmlns:r="http://schemas.openxmlformats.org/officeDocument/2006/relationships" xmlns:m="http://schemas.openxmlformats.org/officeDocument/2006/math" xmlns:v="urn:schemas-microsoft-com:vml" xmlns:wp14="http://schemas.microsoft.com/office/word/2010/wordprocessingDrawing" xmlns:wp="http://schemas.openxmlformats.org/drawingml/2006/wordprocessingDrawing" xmlns:w10="urn:schemas-microsoft-com:office:word" xmlns:w="http://schemas.openxmlformats.org/wordprocessingml/2006/main" xmlns:w14="http://schemas.microsoft.com/office/word/2010/wordml" xmlns:w15="http://schemas.microsoft.com/office/word/2012/wordml" xmlns:w16cex="http://schemas.microsoft.com/office/word/2018/wordml/cex" xmlns:w16cid="http://schemas.microsoft.com/office/word/2016/wordml/cid" xmlns:w16="http://schemas.microsoft.com/office/word/2018/wordml" xmlns:w16sdtdh="http://schemas.microsoft.com/office/word/2020/wordml/sdtdatahash" xmlns:w16se="http://schemas.microsoft.com/office/word/2015/wordml/symex" xmlns:wpg="http://schemas.microsoft.com/office/word/2010/wordprocessingGroup" xmlns:wpi="http://schemas.microsoft.com/office/word/2010/wordprocessingInk" xmlns:wne="http://schemas.microsoft.com/office/word/2006/wordml" xmlns:wps="http://schemas.microsoft.com/office/word/2010/wordprocessingShape" mc:Ignorable="w14 w15 w16se w16cid w16 w16cex w16sdtdh wp14">
+<w:endnotes xmlns:wpc="http://schemas.microsoft.com/office/word/2010/wordprocessingCanvas" xmlns:cx="http://schemas.microsoft.com/office/drawing/2014/chartex" xmlns:cx1="http://schemas.microsoft.com/office/drawing/2015/9/8/chartex" xmlns:cx2="http://schemas.microsoft.com/office/drawing/2015/10/21/chartex" xmlns:cx3="http://schemas.microsoft.com/office/drawing/2016/5/9/chartex" xmlns:cx4="http://schemas.microsoft.com/office/drawing/2016/5/10/chartex" xmlns:cx5="http://schemas.microsoft.com/office/drawing/2016/5/11/chartex" xmlns:cx6="http://schemas.microsoft.com/office/drawing/2016/5/12/chartex" xmlns:cx7="http://schemas.microsoft.com/office/drawing/2016/5/13/chartex" xmlns:cx8="http://schemas.microsoft.com/office/drawing/2016/5/14/chartex" xmlns:mc="http://schemas.openxmlformats.org/markup-compatibility/2006" xmlns:aink="http://schemas.microsoft.com/office/drawing/2016/ink" xmlns:am3d="http://schemas.microsoft.com/office/drawing/2017/model3d" xmlns:o="urn:schemas-microsoft-com:office:office" xmlns:oel="http://schemas.microsoft.com/office/2019/extlst" xmlns:r="http://schemas.openxmlformats.org/officeDocument/2006/relationships" xmlns:m="http://schemas.openxmlformats.org/officeDocument/2006/math" xmlns:v="urn:schemas-microsoft-com:vml" xmlns:wp14="http://schemas.microsoft.com/office/word/2010/wordprocessingDrawing" xmlns:wp="http://schemas.openxmlformats.org/drawingml/2006/wordprocessingDrawing" xmlns:w10="urn:schemas-microsoft-com:office:word" xmlns:w="http://schemas.openxmlformats.org/wordprocessingml/2006/main" xmlns:w14="http://schemas.microsoft.com/office/word/2010/wordml" xmlns:w15="http://schemas.microsoft.com/office/word/2012/wordml" xmlns:w16cex="http://schemas.microsoft.com/office/word/2018/wordml/cex" xmlns:w16cid="http://schemas.microsoft.com/office/word/2016/wordml/cid" xmlns:w16="http://schemas.microsoft.com/office/word/2018/wordml" xmlns:w16du="http://schemas.microsoft.com/office/word/2023/wordml/word16du" xmlns:w16sdtdh="http://schemas.microsoft.com/office/word/2020/wordml/sdtdatahash" xmlns:w16sdtfl="http://schemas.microsoft.com/office/word/2024/wordml/sdtformatlock" xmlns:w16se="http://schemas.microsoft.com/office/word/2015/wordml/symex" xmlns:wpg="http://schemas.microsoft.com/office/word/2010/wordprocessingGroup" xmlns:wpi="http://schemas.microsoft.com/office/word/2010/wordprocessingInk" xmlns:wne="http://schemas.microsoft.com/office/word/2006/wordml" xmlns:wps="http://schemas.microsoft.com/office/word/2010/wordprocessingShape" mc:Ignorable="w14 w15 w16se w16cid w16 w16cex w16sdtdh w16sdtfl w16du wp14">
   <w:endnote w:type="separator" w:id="-1">
     <w:p>
       <w:r>
@@ -2609,7 +3401,7 @@
 </file>
 
 <file path=word/footer1.xml><?xml version="1.0" encoding="utf-8"?>
-<w:ftr xmlns:wpc="http://schemas.microsoft.com/office/word/2010/wordprocessingCanvas" xmlns:cx="http://schemas.microsoft.com/office/drawing/2014/chartex" xmlns:cx1="http://schemas.microsoft.com/office/drawing/2015/9/8/chartex" xmlns:cx2="http://schemas.microsoft.com/office/drawing/2015/10/21/chartex" xmlns:cx3="http://schemas.microsoft.com/office/drawing/2016/5/9/chartex" xmlns:cx4="http://schemas.microsoft.com/office/drawing/2016/5/10/chartex" xmlns:cx5="http://schemas.microsoft.com/office/drawing/2016/5/11/chartex" xmlns:cx6="http://schemas.microsoft.com/office/drawing/2016/5/12/chartex" xmlns:cx7="http://schemas.microsoft.com/office/drawing/2016/5/13/chartex" xmlns:cx8="http://schemas.microsoft.com/office/drawing/2016/5/14/chartex" xmlns:mc="http://schemas.openxmlformats.org/markup-compatibility/2006" xmlns:aink="http://schemas.microsoft.com/office/drawing/2016/ink" xmlns:am3d="http://schemas.microsoft.com/office/drawing/2017/model3d" xmlns:o="urn:schemas-microsoft-com:office:office" xmlns:oel="http://schemas.microsoft.com/office/2019/extlst" xmlns:r="http://schemas.openxmlformats.org/officeDocument/2006/relationships" xmlns:m="http://schemas.openxmlformats.org/officeDocument/2006/math" xmlns:v="urn:schemas-microsoft-com:vml" xmlns:wp14="http://schemas.microsoft.com/office/word/2010/wordprocessingDrawing" xmlns:wp="http://schemas.openxmlformats.org/drawingml/2006/wordprocessingDrawing" xmlns:w10="urn:schemas-microsoft-com:office:word" xmlns:w="http://schemas.openxmlformats.org/wordprocessingml/2006/main" xmlns:w14="http://schemas.microsoft.com/office/word/2010/wordml" xmlns:w15="http://schemas.microsoft.com/office/word/2012/wordml" xmlns:w16cex="http://schemas.microsoft.com/office/word/2018/wordml/cex" xmlns:w16cid="http://schemas.microsoft.com/office/word/2016/wordml/cid" xmlns:w16="http://schemas.microsoft.com/office/word/2018/wordml" xmlns:w16sdtdh="http://schemas.microsoft.com/office/word/2020/wordml/sdtdatahash" xmlns:w16se="http://schemas.microsoft.com/office/word/2015/wordml/symex" xmlns:wpg="http://schemas.microsoft.com/office/word/2010/wordprocessingGroup" xmlns:wpi="http://schemas.microsoft.com/office/word/2010/wordprocessingInk" xmlns:wne="http://schemas.microsoft.com/office/word/2006/wordml" xmlns:wps="http://schemas.microsoft.com/office/word/2010/wordprocessingShape" mc:Ignorable="w14 w15 w16se w16cid w16 w16cex w16sdtdh wp14">
+<w:ftr xmlns:wpc="http://schemas.microsoft.com/office/word/2010/wordprocessingCanvas" xmlns:cx="http://schemas.microsoft.com/office/drawing/2014/chartex" xmlns:cx1="http://schemas.microsoft.com/office/drawing/2015/9/8/chartex" xmlns:cx2="http://schemas.microsoft.com/office/drawing/2015/10/21/chartex" xmlns:cx3="http://schemas.microsoft.com/office/drawing/2016/5/9/chartex" xmlns:cx4="http://schemas.microsoft.com/office/drawing/2016/5/10/chartex" xmlns:cx5="http://schemas.microsoft.com/office/drawing/2016/5/11/chartex" xmlns:cx6="http://schemas.microsoft.com/office/drawing/2016/5/12/chartex" xmlns:cx7="http://schemas.microsoft.com/office/drawing/2016/5/13/chartex" xmlns:cx8="http://schemas.microsoft.com/office/drawing/2016/5/14/chartex" xmlns:mc="http://schemas.openxmlformats.org/markup-compatibility/2006" xmlns:aink="http://schemas.microsoft.com/office/drawing/2016/ink" xmlns:am3d="http://schemas.microsoft.com/office/drawing/2017/model3d" xmlns:o="urn:schemas-microsoft-com:office:office" xmlns:oel="http://schemas.microsoft.com/office/2019/extlst" xmlns:r="http://schemas.openxmlformats.org/officeDocument/2006/relationships" xmlns:m="http://schemas.openxmlformats.org/officeDocument/2006/math" xmlns:v="urn:schemas-microsoft-com:vml" xmlns:wp14="http://schemas.microsoft.com/office/word/2010/wordprocessingDrawing" xmlns:wp="http://schemas.openxmlformats.org/drawingml/2006/wordprocessingDrawing" xmlns:w10="urn:schemas-microsoft-com:office:word" xmlns:w="http://schemas.openxmlformats.org/wordprocessingml/2006/main" xmlns:w14="http://schemas.microsoft.com/office/word/2010/wordml" xmlns:w15="http://schemas.microsoft.com/office/word/2012/wordml" xmlns:w16cex="http://schemas.microsoft.com/office/word/2018/wordml/cex" xmlns:w16cid="http://schemas.microsoft.com/office/word/2016/wordml/cid" xmlns:w16="http://schemas.microsoft.com/office/word/2018/wordml" xmlns:w16du="http://schemas.microsoft.com/office/word/2023/wordml/word16du" xmlns:w16sdtdh="http://schemas.microsoft.com/office/word/2020/wordml/sdtdatahash" xmlns:w16sdtfl="http://schemas.microsoft.com/office/word/2024/wordml/sdtformatlock" xmlns:w16se="http://schemas.microsoft.com/office/word/2015/wordml/symex" xmlns:wpg="http://schemas.microsoft.com/office/word/2010/wordprocessingGroup" xmlns:wpi="http://schemas.microsoft.com/office/word/2010/wordprocessingInk" xmlns:wne="http://schemas.microsoft.com/office/word/2006/wordml" xmlns:wps="http://schemas.microsoft.com/office/word/2010/wordprocessingShape" mc:Ignorable="w14 w15 w16se w16cid w16 w16cex w16sdtdh w16sdtfl w16du wp14">
   <w:p>
     <w:pPr>
       <w:pBdr>
@@ -2641,12 +3433,6 @@
       <w:gridCol w:w="2600"/>
     </w:tblGrid>
     <w:tr>
-      <w:tblPrEx>
-        <w:tblCellMar>
-          <w:top w:w="0" w:type="dxa"/>
-          <w:bottom w:w="0" w:type="dxa"/>
-        </w:tblCellMar>
-      </w:tblPrEx>
       <w:tc>
         <w:tcPr>
           <w:tcW w:w="4400" w:type="dxa"/>
@@ -2801,7 +3587,7 @@
 </file>
 
 <file path=word/footnotes.xml><?xml version="1.0" encoding="utf-8"?>
-<w:footnotes xmlns:wpc="http://schemas.microsoft.com/office/word/2010/wordprocessingCanvas" xmlns:cx="http://schemas.microsoft.com/office/drawing/2014/chartex" xmlns:cx1="http://schemas.microsoft.com/office/drawing/2015/9/8/chartex" xmlns:cx2="http://schemas.microsoft.com/office/drawing/2015/10/21/chartex" xmlns:cx3="http://schemas.microsoft.com/office/drawing/2016/5/9/chartex" xmlns:cx4="http://schemas.microsoft.com/office/drawing/2016/5/10/chartex" xmlns:cx5="http://schemas.microsoft.com/office/drawing/2016/5/11/chartex" xmlns:cx6="http://schemas.microsoft.com/office/drawing/2016/5/12/chartex" xmlns:cx7="http://schemas.microsoft.com/office/drawing/2016/5/13/chartex" xmlns:cx8="http://schemas.microsoft.com/office/drawing/2016/5/14/chartex" xmlns:mc="http://schemas.openxmlformats.org/markup-compatibility/2006" xmlns:aink="http://schemas.microsoft.com/office/drawing/2016/ink" xmlns:am3d="http://schemas.microsoft.com/office/drawing/2017/model3d" xmlns:o="urn:schemas-microsoft-com:office:office" xmlns:oel="http://schemas.microsoft.com/office/2019/extlst" xmlns:r="http://schemas.openxmlformats.org/officeDocument/2006/relationships" xmlns:m="http://schemas.openxmlformats.org/officeDocument/2006/math" xmlns:v="urn:schemas-microsoft-com:vml" xmlns:wp14="http://schemas.microsoft.com/office/word/2010/wordprocessingDrawing" xmlns:wp="http://schemas.openxmlformats.org/drawingml/2006/wordprocessingDrawing" xmlns:w10="urn:schemas-microsoft-com:office:word" xmlns:w="http://schemas.openxmlformats.org/wordprocessingml/2006/main" xmlns:w14="http://schemas.microsoft.com/office/word/2010/wordml" xmlns:w15="http://schemas.microsoft.com/office/word/2012/wordml" xmlns:w16cex="http://schemas.microsoft.com/office/word/2018/wordml/cex" xmlns:w16cid="http://schemas.microsoft.com/office/word/2016/wordml/cid" xmlns:w16="http://schemas.microsoft.com/office/word/2018/wordml" xmlns:w16sdtdh="http://schemas.microsoft.com/office/word/2020/wordml/sdtdatahash" xmlns:w16se="http://schemas.microsoft.com/office/word/2015/wordml/symex" xmlns:wpg="http://schemas.microsoft.com/office/word/2010/wordprocessingGroup" xmlns:wpi="http://schemas.microsoft.com/office/word/2010/wordprocessingInk" xmlns:wne="http://schemas.microsoft.com/office/word/2006/wordml" xmlns:wps="http://schemas.microsoft.com/office/word/2010/wordprocessingShape" mc:Ignorable="w14 w15 w16se w16cid w16 w16cex w16sdtdh wp14">
+<w:footnotes xmlns:wpc="http://schemas.microsoft.com/office/word/2010/wordprocessingCanvas" xmlns:cx="http://schemas.microsoft.com/office/drawing/2014/chartex" xmlns:cx1="http://schemas.microsoft.com/office/drawing/2015/9/8/chartex" xmlns:cx2="http://schemas.microsoft.com/office/drawing/2015/10/21/chartex" xmlns:cx3="http://schemas.microsoft.com/office/drawing/2016/5/9/chartex" xmlns:cx4="http://schemas.microsoft.com/office/drawing/2016/5/10/chartex" xmlns:cx5="http://schemas.microsoft.com/office/drawing/2016/5/11/chartex" xmlns:cx6="http://schemas.microsoft.com/office/drawing/2016/5/12/chartex" xmlns:cx7="http://schemas.microsoft.com/office/drawing/2016/5/13/chartex" xmlns:cx8="http://schemas.microsoft.com/office/drawing/2016/5/14/chartex" xmlns:mc="http://schemas.openxmlformats.org/markup-compatibility/2006" xmlns:aink="http://schemas.microsoft.com/office/drawing/2016/ink" xmlns:am3d="http://schemas.microsoft.com/office/drawing/2017/model3d" xmlns:o="urn:schemas-microsoft-com:office:office" xmlns:oel="http://schemas.microsoft.com/office/2019/extlst" xmlns:r="http://schemas.openxmlformats.org/officeDocument/2006/relationships" xmlns:m="http://schemas.openxmlformats.org/officeDocument/2006/math" xmlns:v="urn:schemas-microsoft-com:vml" xmlns:wp14="http://schemas.microsoft.com/office/word/2010/wordprocessingDrawing" xmlns:wp="http://schemas.openxmlformats.org/drawingml/2006/wordprocessingDrawing" xmlns:w10="urn:schemas-microsoft-com:office:word" xmlns:w="http://schemas.openxmlformats.org/wordprocessingml/2006/main" xmlns:w14="http://schemas.microsoft.com/office/word/2010/wordml" xmlns:w15="http://schemas.microsoft.com/office/word/2012/wordml" xmlns:w16cex="http://schemas.microsoft.com/office/word/2018/wordml/cex" xmlns:w16cid="http://schemas.microsoft.com/office/word/2016/wordml/cid" xmlns:w16="http://schemas.microsoft.com/office/word/2018/wordml" xmlns:w16du="http://schemas.microsoft.com/office/word/2023/wordml/word16du" xmlns:w16sdtdh="http://schemas.microsoft.com/office/word/2020/wordml/sdtdatahash" xmlns:w16sdtfl="http://schemas.microsoft.com/office/word/2024/wordml/sdtformatlock" xmlns:w16se="http://schemas.microsoft.com/office/word/2015/wordml/symex" xmlns:wpg="http://schemas.microsoft.com/office/word/2010/wordprocessingGroup" xmlns:wpi="http://schemas.microsoft.com/office/word/2010/wordprocessingInk" xmlns:wne="http://schemas.microsoft.com/office/word/2006/wordml" xmlns:wps="http://schemas.microsoft.com/office/word/2010/wordprocessingShape" mc:Ignorable="w14 w15 w16se w16cid w16 w16cex w16sdtdh w16sdtfl w16du wp14">
   <w:footnote w:type="separator" w:id="-1">
     <w:p>
       <w:r>
@@ -2820,7 +3606,7 @@
 </file>
 
 <file path=word/numbering.xml><?xml version="1.0" encoding="utf-8"?>
-<w:numbering xmlns:wpc="http://schemas.microsoft.com/office/word/2010/wordprocessingCanvas" xmlns:cx="http://schemas.microsoft.com/office/drawing/2014/chartex" xmlns:cx1="http://schemas.microsoft.com/office/drawing/2015/9/8/chartex" xmlns:cx2="http://schemas.microsoft.com/office/drawing/2015/10/21/chartex" xmlns:cx3="http://schemas.microsoft.com/office/drawing/2016/5/9/chartex" xmlns:cx4="http://schemas.microsoft.com/office/drawing/2016/5/10/chartex" xmlns:cx5="http://schemas.microsoft.com/office/drawing/2016/5/11/chartex" xmlns:cx6="http://schemas.microsoft.com/office/drawing/2016/5/12/chartex" xmlns:cx7="http://schemas.microsoft.com/office/drawing/2016/5/13/chartex" xmlns:cx8="http://schemas.microsoft.com/office/drawing/2016/5/14/chartex" xmlns:mc="http://schemas.openxmlformats.org/markup-compatibility/2006" xmlns:aink="http://schemas.microsoft.com/office/drawing/2016/ink" xmlns:am3d="http://schemas.microsoft.com/office/drawing/2017/model3d" xmlns:o="urn:schemas-microsoft-com:office:office" xmlns:oel="http://schemas.microsoft.com/office/2019/extlst" xmlns:r="http://schemas.openxmlformats.org/officeDocument/2006/relationships" xmlns:m="http://schemas.openxmlformats.org/officeDocument/2006/math" xmlns:v="urn:schemas-microsoft-com:vml" xmlns:wp14="http://schemas.microsoft.com/office/word/2010/wordprocessingDrawing" xmlns:wp="http://schemas.openxmlformats.org/drawingml/2006/wordprocessingDrawing" xmlns:w10="urn:schemas-microsoft-com:office:word" xmlns:w="http://schemas.openxmlformats.org/wordprocessingml/2006/main" xmlns:w14="http://schemas.microsoft.com/office/word/2010/wordml" xmlns:w15="http://schemas.microsoft.com/office/word/2012/wordml" xmlns:w16cex="http://schemas.microsoft.com/office/word/2018/wordml/cex" xmlns:w16cid="http://schemas.microsoft.com/office/word/2016/wordml/cid" xmlns:w16="http://schemas.microsoft.com/office/word/2018/wordml" xmlns:w16sdtdh="http://schemas.microsoft.com/office/word/2020/wordml/sdtdatahash" xmlns:w16se="http://schemas.microsoft.com/office/word/2015/wordml/symex" xmlns:wpg="http://schemas.microsoft.com/office/word/2010/wordprocessingGroup" xmlns:wpi="http://schemas.microsoft.com/office/word/2010/wordprocessingInk" xmlns:wne="http://schemas.microsoft.com/office/word/2006/wordml" xmlns:wps="http://schemas.microsoft.com/office/word/2010/wordprocessingShape" mc:Ignorable="w14 w15 w16se w16cid w16 w16cex w16sdtdh wp14">
+<w:numbering xmlns:wpc="http://schemas.microsoft.com/office/word/2010/wordprocessingCanvas" xmlns:cx="http://schemas.microsoft.com/office/drawing/2014/chartex" xmlns:cx1="http://schemas.microsoft.com/office/drawing/2015/9/8/chartex" xmlns:cx2="http://schemas.microsoft.com/office/drawing/2015/10/21/chartex" xmlns:cx3="http://schemas.microsoft.com/office/drawing/2016/5/9/chartex" xmlns:cx4="http://schemas.microsoft.com/office/drawing/2016/5/10/chartex" xmlns:cx5="http://schemas.microsoft.com/office/drawing/2016/5/11/chartex" xmlns:cx6="http://schemas.microsoft.com/office/drawing/2016/5/12/chartex" xmlns:cx7="http://schemas.microsoft.com/office/drawing/2016/5/13/chartex" xmlns:cx8="http://schemas.microsoft.com/office/drawing/2016/5/14/chartex" xmlns:mc="http://schemas.openxmlformats.org/markup-compatibility/2006" xmlns:aink="http://schemas.microsoft.com/office/drawing/2016/ink" xmlns:am3d="http://schemas.microsoft.com/office/drawing/2017/model3d" xmlns:o="urn:schemas-microsoft-com:office:office" xmlns:oel="http://schemas.microsoft.com/office/2019/extlst" xmlns:r="http://schemas.openxmlformats.org/officeDocument/2006/relationships" xmlns:m="http://schemas.openxmlformats.org/officeDocument/2006/math" xmlns:v="urn:schemas-microsoft-com:vml" xmlns:wp14="http://schemas.microsoft.com/office/word/2010/wordprocessingDrawing" xmlns:wp="http://schemas.openxmlformats.org/drawingml/2006/wordprocessingDrawing" xmlns:w10="urn:schemas-microsoft-com:office:word" xmlns:w="http://schemas.openxmlformats.org/wordprocessingml/2006/main" xmlns:w14="http://schemas.microsoft.com/office/word/2010/wordml" xmlns:w15="http://schemas.microsoft.com/office/word/2012/wordml" xmlns:w16cex="http://schemas.microsoft.com/office/word/2018/wordml/cex" xmlns:w16cid="http://schemas.microsoft.com/office/word/2016/wordml/cid" xmlns:w16="http://schemas.microsoft.com/office/word/2018/wordml" xmlns:w16du="http://schemas.microsoft.com/office/word/2023/wordml/word16du" xmlns:w16sdtdh="http://schemas.microsoft.com/office/word/2020/wordml/sdtdatahash" xmlns:w16sdtfl="http://schemas.microsoft.com/office/word/2024/wordml/sdtformatlock" xmlns:w16se="http://schemas.microsoft.com/office/word/2015/wordml/symex" xmlns:wpg="http://schemas.microsoft.com/office/word/2010/wordprocessingGroup" xmlns:wpi="http://schemas.microsoft.com/office/word/2010/wordprocessingInk" xmlns:wne="http://schemas.microsoft.com/office/word/2006/wordml" xmlns:wps="http://schemas.microsoft.com/office/word/2010/wordprocessingShape" mc:Ignorable="w14 w15 w16se w16cid w16 w16cex w16sdtdh w16sdtfl w16du wp14">
   <w:abstractNum w:abstractNumId="0" w15:restartNumberingAfterBreak="0">
     <w:nsid w:val="65D97C00"/>
     <w:multiLevelType w:val="hybridMultilevel"/>
@@ -2917,7 +3703,7 @@
 </file>
 
 <file path=word/styles.xml><?xml version="1.0" encoding="utf-8"?>
-<w:styles xmlns:mc="http://schemas.openxmlformats.org/markup-compatibility/2006" xmlns:r="http://schemas.openxmlformats.org/officeDocument/2006/relationships" xmlns:w="http://schemas.openxmlformats.org/wordprocessingml/2006/main" xmlns:w14="http://schemas.microsoft.com/office/word/2010/wordml" xmlns:w15="http://schemas.microsoft.com/office/word/2012/wordml" xmlns:w16cex="http://schemas.microsoft.com/office/word/2018/wordml/cex" xmlns:w16cid="http://schemas.microsoft.com/office/word/2016/wordml/cid" xmlns:w16="http://schemas.microsoft.com/office/word/2018/wordml" xmlns:w16sdtdh="http://schemas.microsoft.com/office/word/2020/wordml/sdtdatahash" xmlns:w16se="http://schemas.microsoft.com/office/word/2015/wordml/symex" mc:Ignorable="w14 w15 w16se w16cid w16 w16cex w16sdtdh">
+<w:styles xmlns:mc="http://schemas.openxmlformats.org/markup-compatibility/2006" xmlns:r="http://schemas.openxmlformats.org/officeDocument/2006/relationships" xmlns:w="http://schemas.openxmlformats.org/wordprocessingml/2006/main" xmlns:w14="http://schemas.microsoft.com/office/word/2010/wordml" xmlns:w15="http://schemas.microsoft.com/office/word/2012/wordml" xmlns:w16cex="http://schemas.microsoft.com/office/word/2018/wordml/cex" xmlns:w16cid="http://schemas.microsoft.com/office/word/2016/wordml/cid" xmlns:w16="http://schemas.microsoft.com/office/word/2018/wordml" xmlns:w16du="http://schemas.microsoft.com/office/word/2023/wordml/word16du" xmlns:w16sdtdh="http://schemas.microsoft.com/office/word/2020/wordml/sdtdatahash" xmlns:w16sdtfl="http://schemas.microsoft.com/office/word/2024/wordml/sdtformatlock" xmlns:w16se="http://schemas.microsoft.com/office/word/2015/wordml/symex" mc:Ignorable="w14 w15 w16se w16cid w16 w16cex w16sdtdh w16sdtfl w16du">
   <w:docDefaults>
     <w:rPrDefault>
       <w:rPr>
@@ -3308,6 +4094,7 @@
   <w:style w:type="paragraph" w:default="1" w:styleId="Normal">
     <w:name w:val="Normal"/>
     <w:qFormat/>
+    <w:rsid w:val="00160D4A"/>
   </w:style>
   <w:style w:type="paragraph" w:styleId="Heading1">
     <w:name w:val="heading 1"/>
